--- a/Documentación de la actividad.docx
+++ b/Documentación de la actividad.docx
@@ -21,11 +21,7 @@
         <w:p>
           <w:pPr>
             <w:rPr>
-              <w:b/>
-              <w:bCs/>
-              <w:smallCaps/>
               <w:noProof/>
-              <w:color w:val="595959" w:themeColor="text1" w:themeTint="A6"/>
               <w:lang w:eastAsia="es-CO"/>
             </w:rPr>
           </w:pPr>
@@ -35,7 +31,7 @@
               <w:lang w:eastAsia="es-CO"/>
             </w:rPr>
             <w:drawing>
-              <wp:anchor distT="0" distB="0" distL="114300" distR="114300" simplePos="0" relativeHeight="251712512" behindDoc="0" locked="0" layoutInCell="1" allowOverlap="1" wp14:anchorId="2B6C81C9" wp14:editId="7CBBB377">
+              <wp:anchor distT="0" distB="0" distL="114300" distR="114300" simplePos="0" relativeHeight="251712512" behindDoc="0" locked="0" layoutInCell="1" allowOverlap="1" wp14:anchorId="756B0D92" wp14:editId="26F49872">
                 <wp:simplePos x="0" y="0"/>
                 <wp:positionH relativeFrom="margin">
                   <wp:align>center</wp:align>
@@ -58,7 +54,7 @@
                         <pic:cNvPicPr/>
                       </pic:nvPicPr>
                       <pic:blipFill>
-                        <a:blip r:embed="rId8">
+                        <a:blip r:embed="rId9">
                           <a:extLst>
                             <a:ext uri="{28A0092B-C50C-407E-A947-70E740481C1C}">
                               <a14:useLocalDpi xmlns:a14="http://schemas.microsoft.com/office/drawing/2010/main" val="0"/>
@@ -92,7 +88,7 @@
             <mc:AlternateContent>
               <mc:Choice Requires="wpg">
                 <w:drawing>
-                  <wp:anchor distT="0" distB="0" distL="114300" distR="114300" simplePos="0" relativeHeight="251708416" behindDoc="1" locked="0" layoutInCell="1" allowOverlap="1" wp14:anchorId="4BF31602" wp14:editId="47A01F3F">
+                  <wp:anchor distT="0" distB="0" distL="114300" distR="114300" simplePos="0" relativeHeight="251708416" behindDoc="1" locked="0" layoutInCell="1" allowOverlap="1" wp14:anchorId="10891161" wp14:editId="756C600C">
                     <wp:simplePos x="0" y="0"/>
                     <wp:positionH relativeFrom="margin">
                       <wp:align>center</wp:align>
@@ -256,7 +252,7 @@
                                       </w:rPr>
                                       <w:alias w:val="Título"/>
                                       <w:tag w:val=""/>
-                                      <w:id w:val="-554696155"/>
+                                      <w:id w:val="-1685814219"/>
                                       <w:dataBinding w:prefixMappings="xmlns:ns0='http://purl.org/dc/elements/1.1/' xmlns:ns1='http://schemas.openxmlformats.org/package/2006/metadata/core-properties' " w:xpath="/ns1:coreProperties[1]/ns0:title[1]" w:storeItemID="{6C3C8BC8-F283-45AE-878A-BAB7291924A1}"/>
                                       <w:text/>
                                     </w:sdtPr>
@@ -399,7 +395,7 @@
               </mc:Choice>
               <mc:Fallback>
                 <w:pict>
-                  <v:group w14:anchorId="4BF31602" id="Grupo 125" o:spid="_x0000_s1026" style="position:absolute;margin-left:0;margin-top:0;width:540pt;height:556.55pt;z-index:-251608064;mso-width-percent:1154;mso-height-percent:670;mso-top-percent:45;mso-position-horizontal:center;mso-position-horizontal-relative:margin;mso-position-vertical-relative:page;mso-width-percent:1154;mso-height-percent:670;mso-top-percent:45;mso-width-relative:margin" coordsize="55613,54044" o:gfxdata="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">
+                  <v:group w14:anchorId="10891161" id="Grupo 125" o:spid="_x0000_s1026" style="position:absolute;margin-left:0;margin-top:0;width:540pt;height:556.55pt;z-index:-251608064;mso-width-percent:1154;mso-height-percent:670;mso-top-percent:45;mso-position-horizontal:center;mso-position-horizontal-relative:margin;mso-position-vertical-relative:page;mso-width-percent:1154;mso-height-percent:670;mso-top-percent:45;mso-width-relative:margin" coordsize="55613,54044" o:gfxdata="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">
                     <o:lock v:ext="edit" aspectratio="t"/>
                     <v:shape id="Forma libre 10" o:spid="_x0000_s1027" style="position:absolute;width:55575;height:54044;visibility:visible;mso-wrap-style:square;v-text-anchor:bottom" coordsize="720,700" o:spt="100" o:gfxdata="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" adj="-11796480,,5400" path="m,c,644,,644,,644v23,6,62,14,113,21c250,685,476,700,720,644v,-27,,-27,,-27c720,,720,,720,,,,,,,e" fillcolor="#4d5f78 [2994]" stroked="f">
                       <v:fill color2="#2a3442 [2018]" rotate="t" colors="0 #5d6d85;.5 #485972;1 #334258" focus="100%" type="gradient">
@@ -427,7 +423,7 @@
                                 </w:rPr>
                                 <w:alias w:val="Título"/>
                                 <w:tag w:val=""/>
-                                <w:id w:val="-554696155"/>
+                                <w:id w:val="-1685814219"/>
                                 <w:dataBinding w:prefixMappings="xmlns:ns0='http://purl.org/dc/elements/1.1/' xmlns:ns1='http://schemas.openxmlformats.org/package/2006/metadata/core-properties' " w:xpath="/ns1:coreProperties[1]/ns0:title[1]" w:storeItemID="{6C3C8BC8-F283-45AE-878A-BAB7291924A1}"/>
                                 <w:text/>
                               </w:sdtPr>
@@ -465,7 +461,7 @@
             <mc:AlternateContent>
               <mc:Choice Requires="wps">
                 <w:drawing>
-                  <wp:anchor distT="0" distB="0" distL="114300" distR="114300" simplePos="0" relativeHeight="251711488" behindDoc="0" locked="0" layoutInCell="1" allowOverlap="1" wp14:anchorId="64DB8987" wp14:editId="5537F17C">
+                  <wp:anchor distT="0" distB="0" distL="114300" distR="114300" simplePos="0" relativeHeight="251711488" behindDoc="0" locked="0" layoutInCell="1" allowOverlap="1" wp14:anchorId="59AD93D6" wp14:editId="730D4CBC">
                     <wp:simplePos x="0" y="0"/>
                     <wp:positionH relativeFrom="page">
                       <wp:align>center</wp:align>
@@ -554,7 +550,7 @@
               </mc:Choice>
               <mc:Fallback>
                 <w:pict>
-                  <v:shapetype w14:anchorId="64DB8987" id="_x0000_t202" coordsize="21600,21600" o:spt="202" path="m,l,21600r21600,l21600,xe">
+                  <v:shapetype w14:anchorId="59AD93D6" id="_x0000_t202" coordsize="21600,21600" o:spt="202" path="m,l,21600r21600,l21600,xe">
                     <v:stroke joinstyle="miter"/>
                     <v:path gradientshapeok="t" o:connecttype="rect"/>
                   </v:shapetype>
@@ -597,7 +593,7 @@
             <mc:AlternateContent>
               <mc:Choice Requires="wps">
                 <w:drawing>
-                  <wp:anchor distT="0" distB="0" distL="114300" distR="114300" simplePos="0" relativeHeight="251710464" behindDoc="0" locked="0" layoutInCell="1" allowOverlap="1" wp14:anchorId="5E37FC09" wp14:editId="24CCC4E1">
+                  <wp:anchor distT="0" distB="0" distL="114300" distR="114300" simplePos="0" relativeHeight="251710464" behindDoc="0" locked="0" layoutInCell="1" allowOverlap="1" wp14:anchorId="6045B9E3" wp14:editId="6DF92163">
                     <wp:simplePos x="0" y="0"/>
                     <wp:positionH relativeFrom="page">
                       <wp:align>center</wp:align>
@@ -663,7 +659,7 @@
                                   </w:rPr>
                                   <w:alias w:val="Subtítulo"/>
                                   <w:tag w:val=""/>
-                                  <w:id w:val="-1452929454"/>
+                                  <w:id w:val="1066842786"/>
                                   <w:dataBinding w:prefixMappings="xmlns:ns0='http://purl.org/dc/elements/1.1/' xmlns:ns1='http://schemas.openxmlformats.org/package/2006/metadata/core-properties' " w:xpath="/ns1:coreProperties[1]/ns0:subject[1]" w:storeItemID="{6C3C8BC8-F283-45AE-878A-BAB7291924A1}"/>
                                   <w:text/>
                                 </w:sdtPr>
@@ -702,7 +698,7 @@
                                   </w:rPr>
                                   <w:alias w:val="Autor"/>
                                   <w:tag w:val=""/>
-                                  <w:id w:val="-954487662"/>
+                                  <w:id w:val="806125927"/>
                                   <w:dataBinding w:prefixMappings="xmlns:ns0='http://purl.org/dc/elements/1.1/' xmlns:ns1='http://schemas.openxmlformats.org/package/2006/metadata/core-properties' " w:xpath="/ns1:coreProperties[1]/ns0:creator[1]" w:storeItemID="{6C3C8BC8-F283-45AE-878A-BAB7291924A1}"/>
                                   <w:text/>
                                 </w:sdtPr>
@@ -753,7 +749,7 @@
               </mc:Choice>
               <mc:Fallback>
                 <w:pict>
-                  <v:shape w14:anchorId="5E37FC09" id="Cuadro de texto 129" o:spid="_x0000_s1030" type="#_x0000_t202" style="position:absolute;margin-left:0;margin-top:0;width:453pt;height:38.15pt;z-index:251710464;visibility:visible;mso-wrap-style:square;mso-width-percent:1154;mso-height-percent:0;mso-top-percent:790;mso-wrap-distance-left:9pt;mso-wrap-distance-top:0;mso-wrap-distance-right:9pt;mso-wrap-distance-bottom:0;mso-position-horizontal:center;mso-position-horizontal-relative:page;mso-position-vertical-relative:page;mso-width-percent:1154;mso-height-percent:0;mso-top-percent:790;mso-width-relative:margin;mso-height-relative:margin;v-text-anchor:top" o:gfxdata="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" filled="f" stroked="f" strokeweight=".5pt">
+                  <v:shape w14:anchorId="6045B9E3" id="Cuadro de texto 129" o:spid="_x0000_s1030" type="#_x0000_t202" style="position:absolute;margin-left:0;margin-top:0;width:453pt;height:38.15pt;z-index:251710464;visibility:visible;mso-wrap-style:square;mso-width-percent:1154;mso-height-percent:0;mso-top-percent:790;mso-wrap-distance-left:9pt;mso-wrap-distance-top:0;mso-wrap-distance-right:9pt;mso-wrap-distance-bottom:0;mso-position-horizontal:center;mso-position-horizontal-relative:page;mso-position-vertical-relative:page;mso-width-percent:1154;mso-height-percent:0;mso-top-percent:790;mso-width-relative:margin;mso-height-relative:margin;v-text-anchor:top" o:gfxdata="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" filled="f" stroked="f" strokeweight=".5pt">
                     <v:textbox style="mso-fit-shape-to-text:t" inset="1in,0,86.4pt,0">
                       <w:txbxContent>
                         <w:sdt>
@@ -766,7 +762,7 @@
                             </w:rPr>
                             <w:alias w:val="Subtítulo"/>
                             <w:tag w:val=""/>
-                            <w:id w:val="-1452929454"/>
+                            <w:id w:val="1066842786"/>
                             <w:dataBinding w:prefixMappings="xmlns:ns0='http://purl.org/dc/elements/1.1/' xmlns:ns1='http://schemas.openxmlformats.org/package/2006/metadata/core-properties' " w:xpath="/ns1:coreProperties[1]/ns0:subject[1]" w:storeItemID="{6C3C8BC8-F283-45AE-878A-BAB7291924A1}"/>
                             <w:text/>
                           </w:sdtPr>
@@ -805,7 +801,7 @@
                             </w:rPr>
                             <w:alias w:val="Autor"/>
                             <w:tag w:val=""/>
-                            <w:id w:val="-954487662"/>
+                            <w:id w:val="806125927"/>
                             <w:dataBinding w:prefixMappings="xmlns:ns0='http://purl.org/dc/elements/1.1/' xmlns:ns1='http://schemas.openxmlformats.org/package/2006/metadata/core-properties' " w:xpath="/ns1:coreProperties[1]/ns0:creator[1]" w:storeItemID="{6C3C8BC8-F283-45AE-878A-BAB7291924A1}"/>
                             <w:text/>
                           </w:sdtPr>
@@ -850,7 +846,7 @@
             <mc:AlternateContent>
               <mc:Choice Requires="wps">
                 <w:drawing>
-                  <wp:anchor distT="0" distB="0" distL="114300" distR="114300" simplePos="0" relativeHeight="251709440" behindDoc="0" locked="0" layoutInCell="1" allowOverlap="1" wp14:anchorId="5EA9BCE2" wp14:editId="30C01F71">
+                  <wp:anchor distT="0" distB="0" distL="114300" distR="114300" simplePos="0" relativeHeight="251709440" behindDoc="0" locked="0" layoutInCell="1" allowOverlap="1" wp14:anchorId="0982D0B3" wp14:editId="7A8D0EB5">
                     <wp:simplePos x="0" y="0"/>
                     <wp:positionH relativeFrom="margin">
                       <wp:align>right</wp:align>
@@ -919,7 +915,7 @@
                                   </w:rPr>
                                   <w:alias w:val="Año"/>
                                   <w:tag w:val=""/>
-                                  <w:id w:val="1595126926"/>
+                                  <w:id w:val="-1190677330"/>
                                   <w:dataBinding w:prefixMappings="xmlns:ns0='http://schemas.microsoft.com/office/2006/coverPageProps' " w:xpath="/ns0:CoverPageProperties[1]/ns0:PublishDate[1]" w:storeItemID="{55AF091B-3C7A-41E3-B477-F2FDAA23CFDA}"/>
                                   <w:date w:fullDate="2026-01-01T00:00:00Z">
                                     <w:dateFormat w:val="yyyy"/>
@@ -973,7 +969,7 @@
               </mc:Choice>
               <mc:Fallback>
                 <w:pict>
-                  <v:rect w14:anchorId="5EA9BCE2" id="Rectángulo 130" o:spid="_x0000_s1031" style="position:absolute;margin-left:-4.4pt;margin-top:0;width:46.8pt;height:77.75pt;z-index:251709440;visibility:visible;mso-wrap-style:square;mso-width-percent:76;mso-height-percent:98;mso-top-percent:23;mso-wrap-distance-left:9pt;mso-wrap-distance-top:0;mso-wrap-distance-right:9pt;mso-wrap-distance-bottom:0;mso-position-horizontal:right;mso-position-horizontal-relative:margin;mso-position-vertical-relative:page;mso-width-percent:76;mso-height-percent:98;mso-top-percent:23;mso-width-relative:page;mso-height-relative:page;v-text-anchor:bottom" o:gfxdata="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" fillcolor="#5b9bd5 [3204]" stroked="f" strokeweight="1pt">
+                  <v:rect w14:anchorId="0982D0B3" id="Rectángulo 130" o:spid="_x0000_s1031" style="position:absolute;margin-left:-4.4pt;margin-top:0;width:46.8pt;height:77.75pt;z-index:251709440;visibility:visible;mso-wrap-style:square;mso-width-percent:76;mso-height-percent:98;mso-top-percent:23;mso-wrap-distance-left:9pt;mso-wrap-distance-top:0;mso-wrap-distance-right:9pt;mso-wrap-distance-bottom:0;mso-position-horizontal:right;mso-position-horizontal-relative:margin;mso-position-vertical-relative:page;mso-width-percent:76;mso-height-percent:98;mso-top-percent:23;mso-width-relative:page;mso-height-relative:page;v-text-anchor:bottom" o:gfxdata="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" fillcolor="#5b9bd5 [3204]" stroked="f" strokeweight="1pt">
                     <v:path arrowok="t"/>
                     <o:lock v:ext="edit" aspectratio="t"/>
                     <v:textbox inset="3.6pt,,3.6pt">
@@ -987,7 +983,7 @@
                             </w:rPr>
                             <w:alias w:val="Año"/>
                             <w:tag w:val=""/>
-                            <w:id w:val="1595126926"/>
+                            <w:id w:val="-1190677330"/>
                             <w:dataBinding w:prefixMappings="xmlns:ns0='http://schemas.microsoft.com/office/2006/coverPageProps' " w:xpath="/ns0:CoverPageProperties[1]/ns0:PublishDate[1]" w:storeItemID="{55AF091B-3C7A-41E3-B477-F2FDAA23CFDA}"/>
                             <w:date w:fullDate="2026-01-01T00:00:00Z">
                               <w:dateFormat w:val="yyyy"/>
@@ -1034,9 +1030,483 @@
             </w:rPr>
             <w:br w:type="page"/>
           </w:r>
+          <w:r>
+            <w:rPr>
+              <w:noProof/>
+              <w:lang w:eastAsia="es-CO"/>
+            </w:rPr>
+            <w:lastRenderedPageBreak/>
+            <w:br w:type="page"/>
+          </w:r>
+        </w:p>
+        <w:p>
+          <w:pPr>
+            <w:jc w:val="center"/>
+            <w:rPr>
+              <w:noProof/>
+              <w:lang w:eastAsia="es-CO"/>
+            </w:rPr>
+          </w:pPr>
         </w:p>
       </w:sdtContent>
     </w:sdt>
+    <w:p>
+      <w:pPr>
+        <w:jc w:val="center"/>
+        <w:rPr>
+          <w:b/>
+          <w:noProof/>
+          <w:sz w:val="24"/>
+          <w:szCs w:val="24"/>
+          <w:lang w:eastAsia="es-CO"/>
+        </w:rPr>
+      </w:pPr>
+      <w:r>
+        <w:rPr>
+          <w:b/>
+          <w:noProof/>
+          <w:sz w:val="24"/>
+          <w:szCs w:val="24"/>
+          <w:lang w:eastAsia="es-CO"/>
+        </w:rPr>
+        <w:t>Dashboard y relación de Spotify</w:t>
+      </w:r>
+    </w:p>
+    <w:p>
+      <w:pPr>
+        <w:jc w:val="center"/>
+        <w:rPr>
+          <w:b/>
+          <w:noProof/>
+          <w:sz w:val="24"/>
+          <w:szCs w:val="24"/>
+          <w:lang w:eastAsia="es-CO"/>
+        </w:rPr>
+      </w:pPr>
+      <w:r>
+        <w:rPr>
+          <w:b/>
+          <w:noProof/>
+          <w:sz w:val="24"/>
+          <w:szCs w:val="24"/>
+          <w:lang w:eastAsia="es-CO"/>
+        </w:rPr>
+        <w:drawing>
+          <wp:inline distT="0" distB="0" distL="0" distR="0" wp14:anchorId="46A628D9" wp14:editId="6F79EA44">
+            <wp:extent cx="5612130" cy="2544445"/>
+            <wp:effectExtent l="0" t="0" r="7620" b="8255"/>
+            <wp:docPr id="57" name="Imagen 57"/>
+            <wp:cNvGraphicFramePr>
+              <a:graphicFrameLocks xmlns:a="http://schemas.openxmlformats.org/drawingml/2006/main" noChangeAspect="1"/>
+            </wp:cNvGraphicFramePr>
+            <a:graphic xmlns:a="http://schemas.openxmlformats.org/drawingml/2006/main">
+              <a:graphicData uri="http://schemas.openxmlformats.org/drawingml/2006/picture">
+                <pic:pic xmlns:pic="http://schemas.openxmlformats.org/drawingml/2006/picture">
+                  <pic:nvPicPr>
+                    <pic:cNvPr id="57" name="Captura de pantalla 2026-07-28 095122.png"/>
+                    <pic:cNvPicPr/>
+                  </pic:nvPicPr>
+                  <pic:blipFill>
+                    <a:blip r:embed="rId10" cstate="print">
+                      <a:extLst>
+                        <a:ext uri="{28A0092B-C50C-407E-A947-70E740481C1C}">
+                          <a14:useLocalDpi xmlns:a14="http://schemas.microsoft.com/office/drawing/2010/main" val="0"/>
+                        </a:ext>
+                      </a:extLst>
+                    </a:blip>
+                    <a:stretch>
+                      <a:fillRect/>
+                    </a:stretch>
+                  </pic:blipFill>
+                  <pic:spPr>
+                    <a:xfrm>
+                      <a:off x="0" y="0"/>
+                      <a:ext cx="5612130" cy="2544445"/>
+                    </a:xfrm>
+                    <a:prstGeom prst="rect">
+                      <a:avLst/>
+                    </a:prstGeom>
+                  </pic:spPr>
+                </pic:pic>
+              </a:graphicData>
+            </a:graphic>
+          </wp:inline>
+        </w:drawing>
+      </w:r>
+    </w:p>
+    <w:p>
+      <w:pPr>
+        <w:jc w:val="center"/>
+        <w:rPr>
+          <w:b/>
+          <w:noProof/>
+          <w:sz w:val="24"/>
+          <w:szCs w:val="24"/>
+          <w:lang w:eastAsia="es-CO"/>
+        </w:rPr>
+      </w:pPr>
+      <w:r>
+        <w:rPr>
+          <w:b/>
+          <w:noProof/>
+          <w:sz w:val="24"/>
+          <w:szCs w:val="24"/>
+          <w:lang w:eastAsia="es-CO"/>
+        </w:rPr>
+        <w:drawing>
+          <wp:inline distT="0" distB="0" distL="0" distR="0">
+            <wp:extent cx="5612130" cy="2544445"/>
+            <wp:effectExtent l="0" t="0" r="7620" b="8255"/>
+            <wp:docPr id="58" name="Imagen 58"/>
+            <wp:cNvGraphicFramePr>
+              <a:graphicFrameLocks xmlns:a="http://schemas.openxmlformats.org/drawingml/2006/main" noChangeAspect="1"/>
+            </wp:cNvGraphicFramePr>
+            <a:graphic xmlns:a="http://schemas.openxmlformats.org/drawingml/2006/main">
+              <a:graphicData uri="http://schemas.openxmlformats.org/drawingml/2006/picture">
+                <pic:pic xmlns:pic="http://schemas.openxmlformats.org/drawingml/2006/picture">
+                  <pic:nvPicPr>
+                    <pic:cNvPr id="58" name="Captura de pantalla 2026-07-28 095146.png"/>
+                    <pic:cNvPicPr/>
+                  </pic:nvPicPr>
+                  <pic:blipFill>
+                    <a:blip r:embed="rId11" cstate="print">
+                      <a:extLst>
+                        <a:ext uri="{28A0092B-C50C-407E-A947-70E740481C1C}">
+                          <a14:useLocalDpi xmlns:a14="http://schemas.microsoft.com/office/drawing/2010/main" val="0"/>
+                        </a:ext>
+                      </a:extLst>
+                    </a:blip>
+                    <a:stretch>
+                      <a:fillRect/>
+                    </a:stretch>
+                  </pic:blipFill>
+                  <pic:spPr>
+                    <a:xfrm>
+                      <a:off x="0" y="0"/>
+                      <a:ext cx="5612130" cy="2544445"/>
+                    </a:xfrm>
+                    <a:prstGeom prst="rect">
+                      <a:avLst/>
+                    </a:prstGeom>
+                  </pic:spPr>
+                </pic:pic>
+              </a:graphicData>
+            </a:graphic>
+          </wp:inline>
+        </w:drawing>
+      </w:r>
+      <w:r>
+        <w:rPr>
+          <w:b/>
+          <w:noProof/>
+          <w:sz w:val="24"/>
+          <w:szCs w:val="24"/>
+          <w:lang w:eastAsia="es-CO"/>
+        </w:rPr>
+        <w:drawing>
+          <wp:inline distT="0" distB="0" distL="0" distR="0">
+            <wp:extent cx="5612130" cy="2538095"/>
+            <wp:effectExtent l="0" t="0" r="7620" b="0"/>
+            <wp:docPr id="59" name="Imagen 59"/>
+            <wp:cNvGraphicFramePr>
+              <a:graphicFrameLocks xmlns:a="http://schemas.openxmlformats.org/drawingml/2006/main" noChangeAspect="1"/>
+            </wp:cNvGraphicFramePr>
+            <a:graphic xmlns:a="http://schemas.openxmlformats.org/drawingml/2006/main">
+              <a:graphicData uri="http://schemas.openxmlformats.org/drawingml/2006/picture">
+                <pic:pic xmlns:pic="http://schemas.openxmlformats.org/drawingml/2006/picture">
+                  <pic:nvPicPr>
+                    <pic:cNvPr id="59" name="Captura de pantalla 2026-07-28 095207.png"/>
+                    <pic:cNvPicPr/>
+                  </pic:nvPicPr>
+                  <pic:blipFill>
+                    <a:blip r:embed="rId12" cstate="print">
+                      <a:extLst>
+                        <a:ext uri="{28A0092B-C50C-407E-A947-70E740481C1C}">
+                          <a14:useLocalDpi xmlns:a14="http://schemas.microsoft.com/office/drawing/2010/main" val="0"/>
+                        </a:ext>
+                      </a:extLst>
+                    </a:blip>
+                    <a:stretch>
+                      <a:fillRect/>
+                    </a:stretch>
+                  </pic:blipFill>
+                  <pic:spPr>
+                    <a:xfrm>
+                      <a:off x="0" y="0"/>
+                      <a:ext cx="5612130" cy="2538095"/>
+                    </a:xfrm>
+                    <a:prstGeom prst="rect">
+                      <a:avLst/>
+                    </a:prstGeom>
+                  </pic:spPr>
+                </pic:pic>
+              </a:graphicData>
+            </a:graphic>
+          </wp:inline>
+        </w:drawing>
+      </w:r>
+    </w:p>
+    <w:p>
+      <w:pPr>
+        <w:jc w:val="center"/>
+        <w:rPr>
+          <w:b/>
+          <w:noProof/>
+          <w:sz w:val="24"/>
+          <w:szCs w:val="24"/>
+          <w:lang w:eastAsia="es-CO"/>
+        </w:rPr>
+      </w:pPr>
+      <w:r>
+        <w:rPr>
+          <w:b/>
+          <w:noProof/>
+          <w:sz w:val="24"/>
+          <w:szCs w:val="24"/>
+          <w:lang w:eastAsia="es-CO"/>
+        </w:rPr>
+        <w:lastRenderedPageBreak/>
+        <w:drawing>
+          <wp:inline distT="0" distB="0" distL="0" distR="0">
+            <wp:extent cx="5612130" cy="2544445"/>
+            <wp:effectExtent l="0" t="0" r="7620" b="8255"/>
+            <wp:docPr id="60" name="Imagen 60"/>
+            <wp:cNvGraphicFramePr>
+              <a:graphicFrameLocks xmlns:a="http://schemas.openxmlformats.org/drawingml/2006/main" noChangeAspect="1"/>
+            </wp:cNvGraphicFramePr>
+            <a:graphic xmlns:a="http://schemas.openxmlformats.org/drawingml/2006/main">
+              <a:graphicData uri="http://schemas.openxmlformats.org/drawingml/2006/picture">
+                <pic:pic xmlns:pic="http://schemas.openxmlformats.org/drawingml/2006/picture">
+                  <pic:nvPicPr>
+                    <pic:cNvPr id="60" name="Captura de pantalla 2026-07-28 095042.png"/>
+                    <pic:cNvPicPr/>
+                  </pic:nvPicPr>
+                  <pic:blipFill>
+                    <a:blip r:embed="rId13" cstate="print">
+                      <a:extLst>
+                        <a:ext uri="{28A0092B-C50C-407E-A947-70E740481C1C}">
+                          <a14:useLocalDpi xmlns:a14="http://schemas.microsoft.com/office/drawing/2010/main" val="0"/>
+                        </a:ext>
+                      </a:extLst>
+                    </a:blip>
+                    <a:stretch>
+                      <a:fillRect/>
+                    </a:stretch>
+                  </pic:blipFill>
+                  <pic:spPr>
+                    <a:xfrm>
+                      <a:off x="0" y="0"/>
+                      <a:ext cx="5612130" cy="2544445"/>
+                    </a:xfrm>
+                    <a:prstGeom prst="rect">
+                      <a:avLst/>
+                    </a:prstGeom>
+                  </pic:spPr>
+                </pic:pic>
+              </a:graphicData>
+            </a:graphic>
+          </wp:inline>
+        </w:drawing>
+      </w:r>
+    </w:p>
+    <w:p>
+      <w:pPr>
+        <w:rPr>
+          <w:sz w:val="24"/>
+          <w:szCs w:val="24"/>
+          <w:lang w:eastAsia="es-CO"/>
+        </w:rPr>
+      </w:pPr>
+    </w:p>
+    <w:p>
+      <w:pPr>
+        <w:jc w:val="both"/>
+        <w:rPr>
+          <w:b/>
+          <w:sz w:val="24"/>
+          <w:szCs w:val="24"/>
+          <w:lang w:eastAsia="es-CO"/>
+        </w:rPr>
+      </w:pPr>
+      <w:r>
+        <w:rPr>
+          <w:b/>
+          <w:sz w:val="24"/>
+          <w:szCs w:val="24"/>
+          <w:lang w:eastAsia="es-CO"/>
+        </w:rPr>
+        <w:t>Conclusiones:</w:t>
+      </w:r>
+    </w:p>
+    <w:p>
+      <w:pPr>
+        <w:pStyle w:val="Prrafodelista"/>
+        <w:numPr>
+          <w:ilvl w:val="0"/>
+          <w:numId w:val="1"/>
+        </w:numPr>
+        <w:jc w:val="both"/>
+        <w:rPr>
+          <w:sz w:val="24"/>
+          <w:szCs w:val="24"/>
+          <w:lang w:eastAsia="es-CO"/>
+        </w:rPr>
+      </w:pPr>
+      <w:r>
+        <w:rPr>
+          <w:b/>
+          <w:sz w:val="24"/>
+          <w:szCs w:val="24"/>
+          <w:lang w:eastAsia="es-CO"/>
+        </w:rPr>
+        <w:t>Consumo local hiper-concentrado</w:t>
+      </w:r>
+      <w:r>
+        <w:rPr>
+          <w:sz w:val="24"/>
+          <w:szCs w:val="24"/>
+          <w:lang w:eastAsia="es-CO"/>
+        </w:rPr>
+        <w:t xml:space="preserve">: Los primeros puestos en Colombia están liderados por exponentes del género urbano e influencias regionales (Kris R., Ya </w:t>
+      </w:r>
+      <w:proofErr w:type="gramStart"/>
+      <w:r>
+        <w:rPr>
+          <w:sz w:val="24"/>
+          <w:szCs w:val="24"/>
+          <w:lang w:eastAsia="es-CO"/>
+        </w:rPr>
+        <w:t>Ice</w:t>
+      </w:r>
+      <w:proofErr w:type="gramEnd"/>
+      <w:r>
+        <w:rPr>
+          <w:sz w:val="24"/>
+          <w:szCs w:val="24"/>
+          <w:lang w:eastAsia="es-CO"/>
+        </w:rPr>
+        <w:t xml:space="preserve"> Dilan, Beéle, W Sound), mostrando una clara independencia frente al chart global anglosajón/pop.</w:t>
+      </w:r>
+    </w:p>
+    <w:p>
+      <w:pPr>
+        <w:pStyle w:val="Prrafodelista"/>
+        <w:numPr>
+          <w:ilvl w:val="0"/>
+          <w:numId w:val="1"/>
+        </w:numPr>
+        <w:jc w:val="both"/>
+        <w:rPr>
+          <w:sz w:val="24"/>
+          <w:szCs w:val="24"/>
+          <w:lang w:eastAsia="es-CO"/>
+        </w:rPr>
+      </w:pPr>
+      <w:r>
+        <w:rPr>
+          <w:b/>
+          <w:sz w:val="24"/>
+          <w:szCs w:val="24"/>
+          <w:lang w:eastAsia="es-CO"/>
+        </w:rPr>
+        <w:t>Liderazgo absoluto de Pop/Pop Rock:</w:t>
+      </w:r>
+      <w:r>
+        <w:rPr>
+          <w:sz w:val="24"/>
+          <w:szCs w:val="24"/>
+          <w:lang w:eastAsia="es-CO"/>
+        </w:rPr>
+        <w:t xml:space="preserve"> Olivia Rodrigo domina el consumo global acumulado con más de 149.9 millones de reproducciones distribuidas en 10 canciones dentro del Top 200.</w:t>
+      </w:r>
+    </w:p>
+    <w:p>
+      <w:pPr>
+        <w:pStyle w:val="Prrafodelista"/>
+        <w:numPr>
+          <w:ilvl w:val="0"/>
+          <w:numId w:val="1"/>
+        </w:numPr>
+        <w:jc w:val="both"/>
+        <w:rPr>
+          <w:sz w:val="24"/>
+          <w:szCs w:val="24"/>
+          <w:lang w:eastAsia="es-CO"/>
+        </w:rPr>
+      </w:pPr>
+      <w:r>
+        <w:rPr>
+          <w:b/>
+          <w:sz w:val="24"/>
+          <w:szCs w:val="24"/>
+          <w:lang w:eastAsia="es-CO"/>
+        </w:rPr>
+        <w:t>En Colombia (Consolidación de un sello líder):</w:t>
+      </w:r>
+      <w:r>
+        <w:rPr>
+          <w:sz w:val="24"/>
+          <w:szCs w:val="24"/>
+          <w:lang w:eastAsia="es-CO"/>
+        </w:rPr>
+        <w:t xml:space="preserve"> WEA Latina acapara el mercado nacional situando 39 canciones dentro del Top 200 (casi el 20% del gráfico total), seguido por Sony Music Latin (10 canciones) y Rimas Entertainment (8 canciones).</w:t>
+      </w:r>
+    </w:p>
+    <w:p>
+      <w:pPr>
+        <w:pStyle w:val="Prrafodelista"/>
+        <w:numPr>
+          <w:ilvl w:val="0"/>
+          <w:numId w:val="1"/>
+        </w:numPr>
+        <w:rPr>
+          <w:sz w:val="24"/>
+          <w:szCs w:val="24"/>
+          <w:lang w:eastAsia="es-CO"/>
+        </w:rPr>
+      </w:pPr>
+      <w:r>
+        <w:rPr>
+          <w:b/>
+          <w:sz w:val="24"/>
+          <w:szCs w:val="24"/>
+          <w:lang w:eastAsia="es-CO"/>
+        </w:rPr>
+        <w:t>En el Chart Global (Distribución más equitativa):</w:t>
+      </w:r>
+      <w:r>
+        <w:rPr>
+          <w:sz w:val="24"/>
+          <w:szCs w:val="24"/>
+          <w:lang w:eastAsia="es-CO"/>
+        </w:rPr>
+        <w:t xml:space="preserve"> La competencia entre discográficas principales es más balanceada, liderada por Columbia (13 canciones), Atlantic Records (12 canciones), Olivia Rodrigo PS (11 canciones) y Warner Records (11 canciones).</w:t>
+      </w:r>
+      <w:bookmarkStart w:id="0" w:name="_GoBack"/>
+      <w:bookmarkEnd w:id="0"/>
+    </w:p>
+    <w:p>
+      <w:pPr>
+        <w:pStyle w:val="Prrafodelista"/>
+        <w:jc w:val="both"/>
+        <w:rPr>
+          <w:sz w:val="24"/>
+          <w:szCs w:val="24"/>
+          <w:lang w:eastAsia="es-CO"/>
+        </w:rPr>
+      </w:pPr>
+    </w:p>
+    <w:p>
+      <w:pPr>
+        <w:jc w:val="both"/>
+        <w:rPr>
+          <w:b/>
+          <w:sz w:val="24"/>
+          <w:szCs w:val="24"/>
+          <w:lang w:eastAsia="es-CO"/>
+        </w:rPr>
+      </w:pPr>
+    </w:p>
     <w:p>
       <w:pPr>
         <w:pStyle w:val="Descripcin"/>
@@ -1171,11 +1641,7 @@
           </mc:Choice>
           <mc:Fallback>
             <w:pict>
-              <v:shapetype w14:anchorId="28974770" id="_x0000_t202" coordsize="21600,21600" o:spt="202" path="m,l,21600r21600,l21600,xe">
-                <v:stroke joinstyle="miter"/>
-                <v:path gradientshapeok="t" o:connecttype="rect"/>
-              </v:shapetype>
-              <v:shape id="Cuadro de texto 16" o:spid="_x0000_s1032" type="#_x0000_t202" style="position:absolute;left:0;text-align:left;margin-left:142.95pt;margin-top:0;width:175pt;height:17.25pt;z-index:251675648;visibility:visible;mso-wrap-style:square;mso-width-percent:0;mso-height-percent:0;mso-wrap-distance-left:9pt;mso-wrap-distance-top:0;mso-wrap-distance-right:9pt;mso-wrap-distance-bottom:0;mso-position-horizontal:absolute;mso-position-horizontal-relative:text;mso-position-vertical:absolute;mso-position-vertical-relative:text;mso-width-percent:0;mso-height-percent:0;mso-width-relative:margin;mso-height-relative:margin;v-text-anchor:top" o:gfxdata="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" stroked="f">
+              <v:shape w14:anchorId="28974770" id="Cuadro de texto 16" o:spid="_x0000_s1032" type="#_x0000_t202" style="position:absolute;left:0;text-align:left;margin-left:142.95pt;margin-top:0;width:175pt;height:17.25pt;z-index:251675648;visibility:visible;mso-wrap-style:square;mso-width-percent:0;mso-height-percent:0;mso-wrap-distance-left:9pt;mso-wrap-distance-top:0;mso-wrap-distance-right:9pt;mso-wrap-distance-bottom:0;mso-position-horizontal:absolute;mso-position-horizontal-relative:text;mso-position-vertical:absolute;mso-position-vertical-relative:text;mso-width-percent:0;mso-height-percent:0;mso-width-relative:margin;mso-height-relative:margin;v-text-anchor:top" o:gfxdata="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" stroked="f">
                 <v:textbox inset="0,0,0,0">
                   <w:txbxContent>
                     <w:p>
@@ -1312,7 +1778,13 @@
                               <w:rPr>
                                 <w:lang w:val="es-MX"/>
                               </w:rPr>
-                              <w:t>Los datos se obtienen desde su respectivo botón</w:t>
+                              <w:t>Los datos se ob</w:t>
+                            </w:r>
+                            <w:r>
+                              <w:rPr>
+                                <w:lang w:val="es-MX"/>
+                              </w:rPr>
+                              <w:t>tienen desde su respectivo botón</w:t>
                             </w:r>
                           </w:p>
                         </w:txbxContent>
@@ -1348,7 +1820,13 @@
                         <w:rPr>
                           <w:lang w:val="es-MX"/>
                         </w:rPr>
-                        <w:t>Los datos se obtienen desde su respectivo botón</w:t>
+                        <w:t>Los datos se ob</w:t>
+                      </w:r>
+                      <w:r>
+                        <w:rPr>
+                          <w:lang w:val="es-MX"/>
+                        </w:rPr>
+                        <w:t>tienen desde su respectivo botón</w:t>
                       </w:r>
                     </w:p>
                   </w:txbxContent>
@@ -1388,7 +1866,7 @@
                     <pic:cNvPicPr/>
                   </pic:nvPicPr>
                   <pic:blipFill>
-                    <a:blip r:embed="rId9">
+                    <a:blip r:embed="rId14">
                       <a:extLst>
                         <a:ext uri="{28A0092B-C50C-407E-A947-70E740481C1C}">
                           <a14:useLocalDpi xmlns:a14="http://schemas.microsoft.com/office/drawing/2010/main" val="0"/>
@@ -1568,7 +2046,7 @@
                     <pic:cNvPicPr/>
                   </pic:nvPicPr>
                   <pic:blipFill>
-                    <a:blip r:embed="rId10">
+                    <a:blip r:embed="rId15">
                       <a:extLst>
                         <a:ext uri="{28A0092B-C50C-407E-A947-70E740481C1C}">
                           <a14:useLocalDpi xmlns:a14="http://schemas.microsoft.com/office/drawing/2010/main" val="0"/>
@@ -1822,7 +2300,7 @@
                     <pic:cNvPicPr/>
                   </pic:nvPicPr>
                   <pic:blipFill>
-                    <a:blip r:embed="rId11">
+                    <a:blip r:embed="rId16">
                       <a:extLst>
                         <a:ext uri="{28A0092B-C50C-407E-A947-70E740481C1C}">
                           <a14:useLocalDpi xmlns:a14="http://schemas.microsoft.com/office/drawing/2010/main" val="0"/>
@@ -1869,7 +2347,7 @@
                     <pic:cNvPicPr/>
                   </pic:nvPicPr>
                   <pic:blipFill>
-                    <a:blip r:embed="rId12">
+                    <a:blip r:embed="rId17">
                       <a:extLst>
                         <a:ext uri="{28A0092B-C50C-407E-A947-70E740481C1C}">
                           <a14:useLocalDpi xmlns:a14="http://schemas.microsoft.com/office/drawing/2010/main" val="0"/>
@@ -2047,7 +2525,7 @@
                     <pic:cNvPicPr/>
                   </pic:nvPicPr>
                   <pic:blipFill>
-                    <a:blip r:embed="rId13">
+                    <a:blip r:embed="rId18">
                       <a:extLst>
                         <a:ext uri="{28A0092B-C50C-407E-A947-70E740481C1C}">
                           <a14:useLocalDpi xmlns:a14="http://schemas.microsoft.com/office/drawing/2010/main" val="0"/>
@@ -2115,7 +2593,7 @@
                     <pic:cNvPicPr/>
                   </pic:nvPicPr>
                   <pic:blipFill>
-                    <a:blip r:embed="rId14">
+                    <a:blip r:embed="rId19">
                       <a:extLst>
                         <a:ext uri="{28A0092B-C50C-407E-A947-70E740481C1C}">
                           <a14:useLocalDpi xmlns:a14="http://schemas.microsoft.com/office/drawing/2010/main" val="0"/>
@@ -2181,7 +2659,7 @@
                     <pic:cNvPicPr/>
                   </pic:nvPicPr>
                   <pic:blipFill>
-                    <a:blip r:embed="rId15">
+                    <a:blip r:embed="rId20">
                       <a:extLst>
                         <a:ext uri="{28A0092B-C50C-407E-A947-70E740481C1C}">
                           <a14:useLocalDpi xmlns:a14="http://schemas.microsoft.com/office/drawing/2010/main" val="0"/>
@@ -2385,7 +2863,7 @@
                     <pic:cNvPicPr/>
                   </pic:nvPicPr>
                   <pic:blipFill>
-                    <a:blip r:embed="rId16">
+                    <a:blip r:embed="rId21">
                       <a:extLst>
                         <a:ext uri="{28A0092B-C50C-407E-A947-70E740481C1C}">
                           <a14:useLocalDpi xmlns:a14="http://schemas.microsoft.com/office/drawing/2010/main" val="0"/>
@@ -2493,7 +2971,7 @@
                               <w:rPr>
                                 <w:lang w:val="es-MX"/>
                               </w:rPr>
-                              <w:t>Se verifica que todos los datos estén en orden</w:t>
+                              <w:t>Se insertan</w:t>
                             </w:r>
                           </w:p>
                         </w:txbxContent>
@@ -2529,7 +3007,7 @@
                         <w:rPr>
                           <w:lang w:val="es-MX"/>
                         </w:rPr>
-                        <w:t>Se verifica que todos los datos estén en orden</w:t>
+                        <w:t>Se insertan</w:t>
                       </w:r>
                     </w:p>
                   </w:txbxContent>
@@ -2572,7 +3050,7 @@
                     <pic:cNvPicPr/>
                   </pic:nvPicPr>
                   <pic:blipFill>
-                    <a:blip r:embed="rId17" cstate="print">
+                    <a:blip r:embed="rId22" cstate="print">
                       <a:extLst>
                         <a:ext uri="{28A0092B-C50C-407E-A947-70E740481C1C}">
                           <a14:useLocalDpi xmlns:a14="http://schemas.microsoft.com/office/drawing/2010/main" val="0"/>
@@ -2614,25 +3092,26 @@
       <w:pPr>
         <w:jc w:val="center"/>
       </w:pPr>
+    </w:p>
+    <w:p>
       <w:r>
         <w:rPr>
           <w:noProof/>
           <w:lang w:eastAsia="es-CO"/>
         </w:rPr>
-        <w:lastRenderedPageBreak/>
         <mc:AlternateContent>
           <mc:Choice Requires="wps">
             <w:drawing>
-              <wp:anchor distT="45720" distB="45720" distL="114300" distR="114300" simplePos="0" relativeHeight="251683840" behindDoc="0" locked="0" layoutInCell="1" allowOverlap="1">
+              <wp:anchor distT="45720" distB="45720" distL="114300" distR="114300" simplePos="0" relativeHeight="251683840" behindDoc="0" locked="0" layoutInCell="1" allowOverlap="1" wp14:anchorId="379542FA" wp14:editId="74374ACE">
                 <wp:simplePos x="0" y="0"/>
-                <wp:positionH relativeFrom="column">
+                <wp:positionH relativeFrom="margin">
                   <wp:align>center</wp:align>
                 </wp:positionH>
                 <wp:positionV relativeFrom="paragraph">
-                  <wp:posOffset>182880</wp:posOffset>
+                  <wp:posOffset>10795</wp:posOffset>
                 </wp:positionV>
-                <wp:extent cx="2360930" cy="1404620"/>
-                <wp:effectExtent l="0" t="0" r="22860" b="11430"/>
+                <wp:extent cx="3257550" cy="1404620"/>
+                <wp:effectExtent l="0" t="0" r="19050" b="10160"/>
                 <wp:wrapSquare wrapText="bothSides"/>
                 <wp:docPr id="23" name="Cuadro de texto 2"/>
                 <wp:cNvGraphicFramePr>
@@ -2647,7 +3126,7 @@
                       <wps:spPr bwMode="auto">
                         <a:xfrm>
                           <a:off x="0" y="0"/>
-                          <a:ext cx="2360930" cy="1404620"/>
+                          <a:ext cx="3257550" cy="1404620"/>
                         </a:xfrm>
                         <a:prstGeom prst="rect">
                           <a:avLst/>
@@ -2677,7 +3156,7 @@
                               <w:rPr>
                                 <w:lang w:val="es-MX"/>
                               </w:rPr>
-                              <w:t>Probamos transformar datos</w:t>
+                              <w:t>Vamos a transformar para hacer correcciones</w:t>
                             </w:r>
                           </w:p>
                         </w:txbxContent>
@@ -2689,7 +3168,7 @@
                   </a:graphicData>
                 </a:graphic>
                 <wp14:sizeRelH relativeFrom="margin">
-                  <wp14:pctWidth>40000</wp14:pctWidth>
+                  <wp14:pctWidth>0</wp14:pctWidth>
                 </wp14:sizeRelH>
                 <wp14:sizeRelV relativeFrom="margin">
                   <wp14:pctHeight>20000</wp14:pctHeight>
@@ -2699,7 +3178,7 @@
           </mc:Choice>
           <mc:Fallback>
             <w:pict>
-              <v:shape id="_x0000_s1040" type="#_x0000_t202" style="position:absolute;left:0;text-align:left;margin-left:0;margin-top:14.4pt;width:185.9pt;height:110.6pt;z-index:251683840;visibility:visible;mso-wrap-style:square;mso-width-percent:400;mso-height-percent:200;mso-wrap-distance-left:9pt;mso-wrap-distance-top:3.6pt;mso-wrap-distance-right:9pt;mso-wrap-distance-bottom:3.6pt;mso-position-horizontal:center;mso-position-horizontal-relative:text;mso-position-vertical:absolute;mso-position-vertical-relative:text;mso-width-percent:400;mso-height-percent:200;mso-width-relative:margin;mso-height-relative:margin;v-text-anchor:top" o:gfxdata="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">
+              <v:shape w14:anchorId="379542FA" id="_x0000_s1040" type="#_x0000_t202" style="position:absolute;margin-left:0;margin-top:.85pt;width:256.5pt;height:110.6pt;z-index:251683840;visibility:visible;mso-wrap-style:square;mso-width-percent:0;mso-height-percent:200;mso-wrap-distance-left:9pt;mso-wrap-distance-top:3.6pt;mso-wrap-distance-right:9pt;mso-wrap-distance-bottom:3.6pt;mso-position-horizontal:center;mso-position-horizontal-relative:margin;mso-position-vertical:absolute;mso-position-vertical-relative:text;mso-width-percent:0;mso-height-percent:200;mso-width-relative:margin;mso-height-relative:margin;v-text-anchor:top" o:gfxdata="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">
                 <v:textbox style="mso-fit-shape-to-text:t">
                   <w:txbxContent>
                     <w:p>
@@ -2713,12 +3192,12 @@
                         <w:rPr>
                           <w:lang w:val="es-MX"/>
                         </w:rPr>
-                        <w:t>Probamos transformar datos</w:t>
+                        <w:t>Vamos a transformar para hacer correcciones</w:t>
                       </w:r>
                     </w:p>
                   </w:txbxContent>
                 </v:textbox>
-                <w10:wrap type="square"/>
+                <w10:wrap type="square" anchorx="margin"/>
               </v:shape>
             </w:pict>
           </mc:Fallback>
@@ -2726,7 +3205,6 @@
       </w:r>
     </w:p>
     <w:p/>
-    <w:p/>
     <w:p>
       <w:pPr>
         <w:jc w:val="center"/>
@@ -2737,7 +3215,62 @@
           <w:lang w:eastAsia="es-CO"/>
         </w:rPr>
         <w:drawing>
-          <wp:inline distT="0" distB="0" distL="0" distR="0">
+          <wp:anchor distT="0" distB="0" distL="114300" distR="114300" simplePos="0" relativeHeight="251727872" behindDoc="0" locked="0" layoutInCell="1" allowOverlap="1" wp14:anchorId="152D5508" wp14:editId="0723D180">
+            <wp:simplePos x="0" y="0"/>
+            <wp:positionH relativeFrom="margin">
+              <wp:align>right</wp:align>
+            </wp:positionH>
+            <wp:positionV relativeFrom="page">
+              <wp:posOffset>3943350</wp:posOffset>
+            </wp:positionV>
+            <wp:extent cx="5612130" cy="2799715"/>
+            <wp:effectExtent l="0" t="0" r="7620" b="635"/>
+            <wp:wrapSquare wrapText="bothSides"/>
+            <wp:docPr id="44" name="Imagen 44"/>
+            <wp:cNvGraphicFramePr>
+              <a:graphicFrameLocks xmlns:a="http://schemas.openxmlformats.org/drawingml/2006/main" noChangeAspect="1"/>
+            </wp:cNvGraphicFramePr>
+            <a:graphic xmlns:a="http://schemas.openxmlformats.org/drawingml/2006/main">
+              <a:graphicData uri="http://schemas.openxmlformats.org/drawingml/2006/picture">
+                <pic:pic xmlns:pic="http://schemas.openxmlformats.org/drawingml/2006/picture">
+                  <pic:nvPicPr>
+                    <pic:cNvPr id="44" name="Captura de pantalla 2026-07-28 084545.png"/>
+                    <pic:cNvPicPr/>
+                  </pic:nvPicPr>
+                  <pic:blipFill>
+                    <a:blip r:embed="rId23" cstate="print">
+                      <a:extLst>
+                        <a:ext uri="{28A0092B-C50C-407E-A947-70E740481C1C}">
+                          <a14:useLocalDpi xmlns:a14="http://schemas.microsoft.com/office/drawing/2010/main" val="0"/>
+                        </a:ext>
+                      </a:extLst>
+                    </a:blip>
+                    <a:stretch>
+                      <a:fillRect/>
+                    </a:stretch>
+                  </pic:blipFill>
+                  <pic:spPr>
+                    <a:xfrm>
+                      <a:off x="0" y="0"/>
+                      <a:ext cx="5612130" cy="2799715"/>
+                    </a:xfrm>
+                    <a:prstGeom prst="rect">
+                      <a:avLst/>
+                    </a:prstGeom>
+                  </pic:spPr>
+                </pic:pic>
+              </a:graphicData>
+            </a:graphic>
+          </wp:anchor>
+        </w:drawing>
+      </w:r>
+      <w:r>
+        <w:rPr>
+          <w:noProof/>
+          <w:lang w:eastAsia="es-CO"/>
+        </w:rPr>
+        <w:drawing>
+          <wp:inline distT="0" distB="0" distL="0" distR="0" wp14:anchorId="0428DAD2" wp14:editId="2E5F4A0F">
             <wp:extent cx="5612130" cy="2193925"/>
             <wp:effectExtent l="0" t="0" r="7620" b="0"/>
             <wp:docPr id="26" name="Imagen 26"/>
@@ -2752,7 +3285,7 @@
                     <pic:cNvPicPr/>
                   </pic:nvPicPr>
                   <pic:blipFill>
-                    <a:blip r:embed="rId18">
+                    <a:blip r:embed="rId24">
                       <a:extLst>
                         <a:ext uri="{28A0092B-C50C-407E-A947-70E740481C1C}">
                           <a14:useLocalDpi xmlns:a14="http://schemas.microsoft.com/office/drawing/2010/main" val="0"/>
@@ -2786,18 +3319,18 @@
           <w:lang w:eastAsia="es-CO"/>
         </w:rPr>
         <w:drawing>
-          <wp:anchor distT="0" distB="0" distL="114300" distR="114300" simplePos="0" relativeHeight="251685888" behindDoc="0" locked="0" layoutInCell="1" allowOverlap="1" wp14:anchorId="17A2A970" wp14:editId="564ADBD8">
+          <wp:anchor distT="0" distB="0" distL="114300" distR="114300" simplePos="0" relativeHeight="251728896" behindDoc="0" locked="0" layoutInCell="1" allowOverlap="1" wp14:anchorId="6756EA4A" wp14:editId="0C670B87">
             <wp:simplePos x="0" y="0"/>
             <wp:positionH relativeFrom="margin">
-              <wp:align>center</wp:align>
+              <wp:posOffset>3200400</wp:posOffset>
             </wp:positionH>
-            <wp:positionV relativeFrom="page">
-              <wp:posOffset>4105275</wp:posOffset>
+            <wp:positionV relativeFrom="paragraph">
+              <wp:posOffset>2846070</wp:posOffset>
             </wp:positionV>
-            <wp:extent cx="4152900" cy="3111500"/>
-            <wp:effectExtent l="0" t="0" r="0" b="0"/>
+            <wp:extent cx="2878504" cy="2397125"/>
+            <wp:effectExtent l="0" t="0" r="0" b="3175"/>
             <wp:wrapSquare wrapText="bothSides"/>
-            <wp:docPr id="27" name="Imagen 27"/>
+            <wp:docPr id="51" name="Imagen 51"/>
             <wp:cNvGraphicFramePr>
               <a:graphicFrameLocks xmlns:a="http://schemas.openxmlformats.org/drawingml/2006/main" noChangeAspect="1"/>
             </wp:cNvGraphicFramePr>
@@ -2805,11 +3338,11 @@
               <a:graphicData uri="http://schemas.openxmlformats.org/drawingml/2006/picture">
                 <pic:pic xmlns:pic="http://schemas.openxmlformats.org/drawingml/2006/picture">
                   <pic:nvPicPr>
-                    <pic:cNvPr id="27" name="Captura de pantalla 2026-07-24 085820.png"/>
+                    <pic:cNvPr id="51" name="Captura de pantalla 2026-07-28 082444.png"/>
                     <pic:cNvPicPr/>
                   </pic:nvPicPr>
                   <pic:blipFill>
-                    <a:blip r:embed="rId19">
+                    <a:blip r:embed="rId25" cstate="print">
                       <a:extLst>
                         <a:ext uri="{28A0092B-C50C-407E-A947-70E740481C1C}">
                           <a14:useLocalDpi xmlns:a14="http://schemas.microsoft.com/office/drawing/2010/main" val="0"/>
@@ -2823,7 +3356,7 @@
                   <pic:spPr>
                     <a:xfrm>
                       <a:off x="0" y="0"/>
-                      <a:ext cx="4152900" cy="3111500"/>
+                      <a:ext cx="2878504" cy="2397125"/>
                     </a:xfrm>
                     <a:prstGeom prst="rect">
                       <a:avLst/>
@@ -2832,30 +3365,97 @@
                 </pic:pic>
               </a:graphicData>
             </a:graphic>
+            <wp14:sizeRelH relativeFrom="margin">
+              <wp14:pctWidth>0</wp14:pctWidth>
+            </wp14:sizeRelH>
+            <wp14:sizeRelV relativeFrom="margin">
+              <wp14:pctHeight>0</wp14:pctHeight>
+            </wp14:sizeRelV>
           </wp:anchor>
         </w:drawing>
       </w:r>
-    </w:p>
-    <w:p>
-      <w:pPr>
-        <w:jc w:val="center"/>
-      </w:pPr>
       <w:r>
         <w:rPr>
           <w:noProof/>
           <w:lang w:eastAsia="es-CO"/>
         </w:rPr>
+        <w:drawing>
+          <wp:anchor distT="0" distB="0" distL="114300" distR="114300" simplePos="0" relativeHeight="251729920" behindDoc="0" locked="0" layoutInCell="1" allowOverlap="1" wp14:anchorId="336F29CF" wp14:editId="4AA3C337">
+            <wp:simplePos x="0" y="0"/>
+            <wp:positionH relativeFrom="margin">
+              <wp:posOffset>-561975</wp:posOffset>
+            </wp:positionH>
+            <wp:positionV relativeFrom="paragraph">
+              <wp:posOffset>2837180</wp:posOffset>
+            </wp:positionV>
+            <wp:extent cx="2686685" cy="2416175"/>
+            <wp:effectExtent l="0" t="0" r="0" b="3175"/>
+            <wp:wrapSquare wrapText="bothSides"/>
+            <wp:docPr id="52" name="Imagen 52"/>
+            <wp:cNvGraphicFramePr>
+              <a:graphicFrameLocks xmlns:a="http://schemas.openxmlformats.org/drawingml/2006/main" noChangeAspect="1"/>
+            </wp:cNvGraphicFramePr>
+            <a:graphic xmlns:a="http://schemas.openxmlformats.org/drawingml/2006/main">
+              <a:graphicData uri="http://schemas.openxmlformats.org/drawingml/2006/picture">
+                <pic:pic xmlns:pic="http://schemas.openxmlformats.org/drawingml/2006/picture">
+                  <pic:nvPicPr>
+                    <pic:cNvPr id="52" name="Captura de pantalla 2026-07-28 082444.png"/>
+                    <pic:cNvPicPr/>
+                  </pic:nvPicPr>
+                  <pic:blipFill>
+                    <a:blip r:embed="rId26" cstate="print">
+                      <a:extLst>
+                        <a:ext uri="{28A0092B-C50C-407E-A947-70E740481C1C}">
+                          <a14:useLocalDpi xmlns:a14="http://schemas.microsoft.com/office/drawing/2010/main" val="0"/>
+                        </a:ext>
+                      </a:extLst>
+                    </a:blip>
+                    <a:stretch>
+                      <a:fillRect/>
+                    </a:stretch>
+                  </pic:blipFill>
+                  <pic:spPr>
+                    <a:xfrm>
+                      <a:off x="0" y="0"/>
+                      <a:ext cx="2686685" cy="2416175"/>
+                    </a:xfrm>
+                    <a:prstGeom prst="rect">
+                      <a:avLst/>
+                    </a:prstGeom>
+                  </pic:spPr>
+                </pic:pic>
+              </a:graphicData>
+            </a:graphic>
+            <wp14:sizeRelH relativeFrom="margin">
+              <wp14:pctWidth>0</wp14:pctWidth>
+            </wp14:sizeRelH>
+            <wp14:sizeRelV relativeFrom="margin">
+              <wp14:pctHeight>0</wp14:pctHeight>
+            </wp14:sizeRelV>
+          </wp:anchor>
+        </w:drawing>
+      </w:r>
+    </w:p>
+    <w:p>
+      <w:pPr>
+        <w:jc w:val="center"/>
+      </w:pPr>
+      <w:r>
+        <w:rPr>
+          <w:noProof/>
+          <w:lang w:eastAsia="es-CO"/>
+        </w:rPr>
         <w:lastRenderedPageBreak/>
         <w:drawing>
-          <wp:anchor distT="0" distB="0" distL="114300" distR="114300" simplePos="0" relativeHeight="251688960" behindDoc="0" locked="0" layoutInCell="1" allowOverlap="1" wp14:anchorId="0DD3D694" wp14:editId="12DBA923">
+          <wp:anchor distT="0" distB="0" distL="114300" distR="114300" simplePos="0" relativeHeight="251688960" behindDoc="0" locked="0" layoutInCell="1" allowOverlap="1" wp14:anchorId="1F8A2C14" wp14:editId="12C9BFE7">
             <wp:simplePos x="0" y="0"/>
-            <wp:positionH relativeFrom="column">
-              <wp:posOffset>2872740</wp:posOffset>
+            <wp:positionH relativeFrom="margin">
+              <wp:posOffset>2720340</wp:posOffset>
             </wp:positionH>
             <wp:positionV relativeFrom="page">
-              <wp:posOffset>3619500</wp:posOffset>
+              <wp:posOffset>4229100</wp:posOffset>
             </wp:positionV>
-            <wp:extent cx="2667000" cy="4238625"/>
+            <wp:extent cx="2838450" cy="3629025"/>
             <wp:effectExtent l="0" t="0" r="0" b="9525"/>
             <wp:wrapSquare wrapText="bothSides"/>
             <wp:docPr id="34" name="Imagen 34"/>
@@ -2870,7 +3470,7 @@
                     <pic:cNvPicPr/>
                   </pic:nvPicPr>
                   <pic:blipFill>
-                    <a:blip r:embed="rId20">
+                    <a:blip r:embed="rId27">
                       <a:extLst>
                         <a:ext uri="{28A0092B-C50C-407E-A947-70E740481C1C}">
                           <a14:useLocalDpi xmlns:a14="http://schemas.microsoft.com/office/drawing/2010/main" val="0"/>
@@ -2884,7 +3484,7 @@
                   <pic:spPr>
                     <a:xfrm>
                       <a:off x="0" y="0"/>
-                      <a:ext cx="2667000" cy="4238625"/>
+                      <a:ext cx="2838450" cy="3629025"/>
                     </a:xfrm>
                     <a:prstGeom prst="rect">
                       <a:avLst/>
@@ -2893,6 +3493,131 @@
                 </pic:pic>
               </a:graphicData>
             </a:graphic>
+            <wp14:sizeRelH relativeFrom="margin">
+              <wp14:pctWidth>0</wp14:pctWidth>
+            </wp14:sizeRelH>
+            <wp14:sizeRelV relativeFrom="margin">
+              <wp14:pctHeight>0</wp14:pctHeight>
+            </wp14:sizeRelV>
+          </wp:anchor>
+        </w:drawing>
+      </w:r>
+      <w:r>
+        <w:rPr>
+          <w:noProof/>
+          <w:lang w:eastAsia="es-CO"/>
+        </w:rPr>
+        <w:drawing>
+          <wp:anchor distT="0" distB="0" distL="114300" distR="114300" simplePos="0" relativeHeight="251689984" behindDoc="0" locked="0" layoutInCell="1" allowOverlap="1" wp14:anchorId="6E68E5F6" wp14:editId="494B0F95">
+            <wp:simplePos x="0" y="0"/>
+            <wp:positionH relativeFrom="margin">
+              <wp:posOffset>2720975</wp:posOffset>
+            </wp:positionH>
+            <wp:positionV relativeFrom="margin">
+              <wp:posOffset>5715</wp:posOffset>
+            </wp:positionV>
+            <wp:extent cx="2854960" cy="3209925"/>
+            <wp:effectExtent l="0" t="0" r="2540" b="9525"/>
+            <wp:wrapSquare wrapText="bothSides"/>
+            <wp:docPr id="35" name="Imagen 35"/>
+            <wp:cNvGraphicFramePr>
+              <a:graphicFrameLocks xmlns:a="http://schemas.openxmlformats.org/drawingml/2006/main" noChangeAspect="1"/>
+            </wp:cNvGraphicFramePr>
+            <a:graphic xmlns:a="http://schemas.openxmlformats.org/drawingml/2006/main">
+              <a:graphicData uri="http://schemas.openxmlformats.org/drawingml/2006/picture">
+                <pic:pic xmlns:pic="http://schemas.openxmlformats.org/drawingml/2006/picture">
+                  <pic:nvPicPr>
+                    <pic:cNvPr id="35" name="Captura de pantalla 2026-07-24 100405.png"/>
+                    <pic:cNvPicPr/>
+                  </pic:nvPicPr>
+                  <pic:blipFill>
+                    <a:blip r:embed="rId28">
+                      <a:extLst>
+                        <a:ext uri="{28A0092B-C50C-407E-A947-70E740481C1C}">
+                          <a14:useLocalDpi xmlns:a14="http://schemas.microsoft.com/office/drawing/2010/main" val="0"/>
+                        </a:ext>
+                      </a:extLst>
+                    </a:blip>
+                    <a:stretch>
+                      <a:fillRect/>
+                    </a:stretch>
+                  </pic:blipFill>
+                  <pic:spPr>
+                    <a:xfrm>
+                      <a:off x="0" y="0"/>
+                      <a:ext cx="2854960" cy="3209925"/>
+                    </a:xfrm>
+                    <a:prstGeom prst="rect">
+                      <a:avLst/>
+                    </a:prstGeom>
+                  </pic:spPr>
+                </pic:pic>
+              </a:graphicData>
+            </a:graphic>
+            <wp14:sizeRelH relativeFrom="margin">
+              <wp14:pctWidth>0</wp14:pctWidth>
+            </wp14:sizeRelH>
+          </wp:anchor>
+        </w:drawing>
+      </w:r>
+      <w:r>
+        <w:rPr>
+          <w:noProof/>
+          <w:lang w:eastAsia="es-CO"/>
+        </w:rPr>
+        <w:drawing>
+          <wp:anchor distT="0" distB="0" distL="114300" distR="114300" simplePos="0" relativeHeight="251726848" behindDoc="0" locked="0" layoutInCell="1" allowOverlap="1" wp14:anchorId="5FA19713" wp14:editId="552DACD6">
+            <wp:simplePos x="0" y="0"/>
+            <wp:positionH relativeFrom="margin">
+              <wp:align>left</wp:align>
+            </wp:positionH>
+            <wp:positionV relativeFrom="page">
+              <wp:posOffset>1019175</wp:posOffset>
+            </wp:positionV>
+            <wp:extent cx="2724150" cy="6810375"/>
+            <wp:effectExtent l="0" t="0" r="0" b="9525"/>
+            <wp:wrapSquare wrapText="bothSides"/>
+            <wp:docPr id="13" name="Imagen 13"/>
+            <wp:cNvGraphicFramePr>
+              <a:graphicFrameLocks xmlns:a="http://schemas.openxmlformats.org/drawingml/2006/main" noChangeAspect="1"/>
+            </wp:cNvGraphicFramePr>
+            <a:graphic xmlns:a="http://schemas.openxmlformats.org/drawingml/2006/main">
+              <a:graphicData uri="http://schemas.openxmlformats.org/drawingml/2006/picture">
+                <pic:pic xmlns:pic="http://schemas.openxmlformats.org/drawingml/2006/picture">
+                  <pic:nvPicPr>
+                    <pic:cNvPr id="13" name="Captura de pantalla 2026-07-28 082236.png"/>
+                    <pic:cNvPicPr/>
+                  </pic:nvPicPr>
+                  <pic:blipFill>
+                    <a:blip r:embed="rId29">
+                      <a:extLst>
+                        <a:ext uri="{28A0092B-C50C-407E-A947-70E740481C1C}">
+                          <a14:useLocalDpi xmlns:a14="http://schemas.microsoft.com/office/drawing/2010/main" val="0"/>
+                        </a:ext>
+                      </a:extLst>
+                    </a:blip>
+                    <a:stretch>
+                      <a:fillRect/>
+                    </a:stretch>
+                  </pic:blipFill>
+                  <pic:spPr>
+                    <a:xfrm>
+                      <a:off x="0" y="0"/>
+                      <a:ext cx="2724150" cy="6810375"/>
+                    </a:xfrm>
+                    <a:prstGeom prst="rect">
+                      <a:avLst/>
+                    </a:prstGeom>
+                  </pic:spPr>
+                </pic:pic>
+              </a:graphicData>
+            </a:graphic>
+            <wp14:sizeRelH relativeFrom="margin">
+              <wp14:pctWidth>0</wp14:pctWidth>
+            </wp14:sizeRelH>
+            <wp14:sizeRelV relativeFrom="margin">
+              <wp14:pctHeight>0</wp14:pctHeight>
+            </wp14:sizeRelV>
           </wp:anchor>
         </w:drawing>
       </w:r>
@@ -2904,7 +3629,7 @@
         <mc:AlternateContent>
           <mc:Choice Requires="wps">
             <w:drawing>
-              <wp:anchor distT="45720" distB="45720" distL="114300" distR="114300" simplePos="0" relativeHeight="251687936" behindDoc="0" locked="0" layoutInCell="1" allowOverlap="1" wp14:anchorId="5F9D1436" wp14:editId="281D3934">
+              <wp:anchor distT="45720" distB="45720" distL="114300" distR="114300" simplePos="0" relativeHeight="251687936" behindDoc="0" locked="0" layoutInCell="1" allowOverlap="1" wp14:anchorId="5CD6DF1A" wp14:editId="3A39E367">
                 <wp:simplePos x="0" y="0"/>
                 <wp:positionH relativeFrom="column">
                   <wp:posOffset>1615440</wp:posOffset>
@@ -2974,7 +3699,7 @@
           </mc:Choice>
           <mc:Fallback>
             <w:pict>
-              <v:shape w14:anchorId="5F9D1436" id="_x0000_s1041" type="#_x0000_t202" style="position:absolute;left:0;text-align:left;margin-left:127.2pt;margin-top:0;width:174.95pt;height:24.7pt;z-index:251687936;visibility:visible;mso-wrap-style:square;mso-width-percent:400;mso-height-percent:200;mso-wrap-distance-left:9pt;mso-wrap-distance-top:3.6pt;mso-wrap-distance-right:9pt;mso-wrap-distance-bottom:3.6pt;mso-position-horizontal:absolute;mso-position-horizontal-relative:text;mso-position-vertical:bottom;mso-position-vertical-relative:top-margin-area;mso-width-percent:400;mso-height-percent:200;mso-width-relative:margin;mso-height-relative:margin;v-text-anchor:top" o:gfxdata="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">
+              <v:shape w14:anchorId="5CD6DF1A" id="_x0000_s1041" type="#_x0000_t202" style="position:absolute;left:0;text-align:left;margin-left:127.2pt;margin-top:0;width:174.95pt;height:24.7pt;z-index:251687936;visibility:visible;mso-wrap-style:square;mso-width-percent:400;mso-height-percent:200;mso-wrap-distance-left:9pt;mso-wrap-distance-top:3.6pt;mso-wrap-distance-right:9pt;mso-wrap-distance-bottom:3.6pt;mso-position-horizontal:absolute;mso-position-horizontal-relative:text;mso-position-vertical:bottom;mso-position-vertical-relative:top-margin-area;mso-width-percent:400;mso-height-percent:200;mso-width-relative:margin;mso-height-relative:margin;v-text-anchor:top" o:gfxdata="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">
                 <v:textbox style="mso-fit-shape-to-text:t">
                   <w:txbxContent>
                     <w:p>
@@ -2993,110 +3718,8 @@
           </mc:Fallback>
         </mc:AlternateContent>
       </w:r>
-      <w:r>
-        <w:rPr>
-          <w:noProof/>
-          <w:lang w:eastAsia="es-CO"/>
-        </w:rPr>
-        <w:drawing>
-          <wp:inline distT="0" distB="0" distL="0" distR="0" wp14:anchorId="042854B7" wp14:editId="1A469546">
-            <wp:extent cx="5519784" cy="2505075"/>
-            <wp:effectExtent l="0" t="0" r="5080" b="0"/>
-            <wp:docPr id="30" name="Imagen 30"/>
-            <wp:cNvGraphicFramePr>
-              <a:graphicFrameLocks xmlns:a="http://schemas.openxmlformats.org/drawingml/2006/main" noChangeAspect="1"/>
-            </wp:cNvGraphicFramePr>
-            <a:graphic xmlns:a="http://schemas.openxmlformats.org/drawingml/2006/main">
-              <a:graphicData uri="http://schemas.openxmlformats.org/drawingml/2006/picture">
-                <pic:pic xmlns:pic="http://schemas.openxmlformats.org/drawingml/2006/picture">
-                  <pic:nvPicPr>
-                    <pic:cNvPr id="30" name="Captura de pantalla 2026-07-24 095113.png"/>
-                    <pic:cNvPicPr/>
-                  </pic:nvPicPr>
-                  <pic:blipFill>
-                    <a:blip r:embed="rId21" cstate="print">
-                      <a:extLst>
-                        <a:ext uri="{28A0092B-C50C-407E-A947-70E740481C1C}">
-                          <a14:useLocalDpi xmlns:a14="http://schemas.microsoft.com/office/drawing/2010/main" val="0"/>
-                        </a:ext>
-                      </a:extLst>
-                    </a:blip>
-                    <a:stretch>
-                      <a:fillRect/>
-                    </a:stretch>
-                  </pic:blipFill>
-                  <pic:spPr>
-                    <a:xfrm>
-                      <a:off x="0" y="0"/>
-                      <a:ext cx="5556785" cy="2521868"/>
-                    </a:xfrm>
-                    <a:prstGeom prst="rect">
-                      <a:avLst/>
-                    </a:prstGeom>
-                  </pic:spPr>
-                </pic:pic>
-              </a:graphicData>
-            </a:graphic>
-          </wp:inline>
-        </w:drawing>
-      </w:r>
-    </w:p>
-    <w:p>
-      <w:r>
-        <w:rPr>
-          <w:noProof/>
-          <w:lang w:eastAsia="es-CO"/>
-        </w:rPr>
-        <w:drawing>
-          <wp:anchor distT="0" distB="0" distL="114300" distR="114300" simplePos="0" relativeHeight="251689984" behindDoc="0" locked="0" layoutInCell="1" allowOverlap="1" wp14:anchorId="20D95907" wp14:editId="4D3916AB">
-            <wp:simplePos x="0" y="0"/>
-            <wp:positionH relativeFrom="margin">
-              <wp:align>left</wp:align>
-            </wp:positionH>
-            <wp:positionV relativeFrom="page">
-              <wp:posOffset>3629025</wp:posOffset>
-            </wp:positionV>
-            <wp:extent cx="2838450" cy="3209925"/>
-            <wp:effectExtent l="0" t="0" r="0" b="9525"/>
-            <wp:wrapSquare wrapText="bothSides"/>
-            <wp:docPr id="35" name="Imagen 35"/>
-            <wp:cNvGraphicFramePr>
-              <a:graphicFrameLocks xmlns:a="http://schemas.openxmlformats.org/drawingml/2006/main" noChangeAspect="1"/>
-            </wp:cNvGraphicFramePr>
-            <a:graphic xmlns:a="http://schemas.openxmlformats.org/drawingml/2006/main">
-              <a:graphicData uri="http://schemas.openxmlformats.org/drawingml/2006/picture">
-                <pic:pic xmlns:pic="http://schemas.openxmlformats.org/drawingml/2006/picture">
-                  <pic:nvPicPr>
-                    <pic:cNvPr id="35" name="Captura de pantalla 2026-07-24 100405.png"/>
-                    <pic:cNvPicPr/>
-                  </pic:nvPicPr>
-                  <pic:blipFill>
-                    <a:blip r:embed="rId22">
-                      <a:extLst>
-                        <a:ext uri="{28A0092B-C50C-407E-A947-70E740481C1C}">
-                          <a14:useLocalDpi xmlns:a14="http://schemas.microsoft.com/office/drawing/2010/main" val="0"/>
-                        </a:ext>
-                      </a:extLst>
-                    </a:blip>
-                    <a:stretch>
-                      <a:fillRect/>
-                    </a:stretch>
-                  </pic:blipFill>
-                  <pic:spPr>
-                    <a:xfrm>
-                      <a:off x="0" y="0"/>
-                      <a:ext cx="2838450" cy="3209925"/>
-                    </a:xfrm>
-                    <a:prstGeom prst="rect">
-                      <a:avLst/>
-                    </a:prstGeom>
-                  </pic:spPr>
-                </pic:pic>
-              </a:graphicData>
-            </a:graphic>
-          </wp:anchor>
-        </w:drawing>
-      </w:r>
+    </w:p>
+    <w:p>
       <w:r>
         <w:br w:type="page"/>
       </w:r>
@@ -3323,7 +3946,7 @@
                     <pic:cNvPicPr/>
                   </pic:nvPicPr>
                   <pic:blipFill>
-                    <a:blip r:embed="rId23">
+                    <a:blip r:embed="rId30">
                       <a:extLst>
                         <a:ext uri="{28A0092B-C50C-407E-A947-70E740481C1C}">
                           <a14:useLocalDpi xmlns:a14="http://schemas.microsoft.com/office/drawing/2010/main" val="0"/>
@@ -3383,7 +4006,7 @@
                     <pic:cNvPicPr/>
                   </pic:nvPicPr>
                   <pic:blipFill>
-                    <a:blip r:embed="rId24">
+                    <a:blip r:embed="rId31">
                       <a:extLst>
                         <a:ext uri="{28A0092B-C50C-407E-A947-70E740481C1C}">
                           <a14:useLocalDpi xmlns:a14="http://schemas.microsoft.com/office/drawing/2010/main" val="0"/>
@@ -3649,8 +4272,8 @@
             <wp:positionV relativeFrom="paragraph">
               <wp:posOffset>325120</wp:posOffset>
             </wp:positionV>
-            <wp:extent cx="7248525" cy="3896360"/>
-            <wp:effectExtent l="0" t="0" r="9525" b="8890"/>
+            <wp:extent cx="7248525" cy="3893820"/>
+            <wp:effectExtent l="0" t="0" r="0" b="0"/>
             <wp:wrapSquare wrapText="bothSides"/>
             <wp:docPr id="43" name="Imagen 43"/>
             <wp:cNvGraphicFramePr>
@@ -3664,7 +4287,7 @@
                     <pic:cNvPicPr/>
                   </pic:nvPicPr>
                   <pic:blipFill>
-                    <a:blip r:embed="rId25" cstate="print">
+                    <a:blip r:embed="rId32" cstate="print">
                       <a:extLst>
                         <a:ext uri="{28A0092B-C50C-407E-A947-70E740481C1C}">
                           <a14:useLocalDpi xmlns:a14="http://schemas.microsoft.com/office/drawing/2010/main" val="0"/>
@@ -3678,7 +4301,7 @@
                   <pic:spPr>
                     <a:xfrm>
                       <a:off x="0" y="0"/>
-                      <a:ext cx="7248525" cy="3896360"/>
+                      <a:ext cx="7248525" cy="3894335"/>
                     </a:xfrm>
                     <a:prstGeom prst="rect">
                       <a:avLst/>
@@ -3765,15 +4388,7 @@
         <w:t>a de la transformación previa:</w:t>
       </w:r>
       <w:r>
-        <w:t xml:space="preserve"> La limpieza y estructuración de datos (mediante Power </w:t>
-      </w:r>
-      <w:proofErr w:type="spellStart"/>
-      <w:r>
-        <w:t>Query</w:t>
-      </w:r>
-      <w:proofErr w:type="spellEnd"/>
-      <w:r>
-        <w:t xml:space="preserve">) es esencial para garantizar la precisión del análisis, ya que corregir inconsistencias y valores nulos evita métricas </w:t>
+        <w:t xml:space="preserve"> La limpieza y estructuración de datos (mediante Power Query) es esencial para garantizar la precisión del análisis, ya que corregir inconsistencias y valores nulos evita métricas </w:t>
       </w:r>
       <w:r>
         <w:t xml:space="preserve">erróneas </w:t>
@@ -3833,15 +4448,7 @@
         <w:t xml:space="preserve"> </w:t>
       </w:r>
       <w:r>
-        <w:t>Transforman tablas complejas en gráficos e indicadores (</w:t>
-      </w:r>
-      <w:proofErr w:type="spellStart"/>
-      <w:r>
-        <w:t>KPIs</w:t>
-      </w:r>
-      <w:proofErr w:type="spellEnd"/>
-      <w:r>
-        <w:t>) intuitivos, permitiendo identificar tendencias y patrones al instante para acelerar la toma de decisiones estratégicas</w:t>
+        <w:t>Transforman tablas complejas en gráficos e indicadores (KPIs) intuitivos, permitiendo identificar tendencias y patrones al instante para acelerar la toma de decisiones estratégicas</w:t>
       </w:r>
       <w:r>
         <w:t>.</w:t>
@@ -4008,6 +4615,69 @@
       </w:pPr>
       <w:r>
         <w:rPr>
+          <w:noProof/>
+          <w:sz w:val="24"/>
+          <w:szCs w:val="24"/>
+          <w:lang w:eastAsia="es-CO"/>
+        </w:rPr>
+        <w:drawing>
+          <wp:anchor distT="0" distB="0" distL="114300" distR="114300" simplePos="0" relativeHeight="251730944" behindDoc="0" locked="0" layoutInCell="1" allowOverlap="1" wp14:anchorId="5668C841" wp14:editId="0CD742C1">
+            <wp:simplePos x="0" y="0"/>
+            <wp:positionH relativeFrom="margin">
+              <wp:align>right</wp:align>
+            </wp:positionH>
+            <wp:positionV relativeFrom="page">
+              <wp:posOffset>5857875</wp:posOffset>
+            </wp:positionV>
+            <wp:extent cx="5728970" cy="2790825"/>
+            <wp:effectExtent l="0" t="0" r="5080" b="9525"/>
+            <wp:wrapSquare wrapText="bothSides"/>
+            <wp:docPr id="49" name="Imagen 49"/>
+            <wp:cNvGraphicFramePr>
+              <a:graphicFrameLocks xmlns:a="http://schemas.openxmlformats.org/drawingml/2006/main" noChangeAspect="1"/>
+            </wp:cNvGraphicFramePr>
+            <a:graphic xmlns:a="http://schemas.openxmlformats.org/drawingml/2006/main">
+              <a:graphicData uri="http://schemas.openxmlformats.org/drawingml/2006/picture">
+                <pic:pic xmlns:pic="http://schemas.openxmlformats.org/drawingml/2006/picture">
+                  <pic:nvPicPr>
+                    <pic:cNvPr id="49" name="Captura de pantalla 2026-07-24 110729.png"/>
+                    <pic:cNvPicPr/>
+                  </pic:nvPicPr>
+                  <pic:blipFill>
+                    <a:blip r:embed="rId33" cstate="print">
+                      <a:extLst>
+                        <a:ext uri="{28A0092B-C50C-407E-A947-70E740481C1C}">
+                          <a14:useLocalDpi xmlns:a14="http://schemas.microsoft.com/office/drawing/2010/main" val="0"/>
+                        </a:ext>
+                      </a:extLst>
+                    </a:blip>
+                    <a:stretch>
+                      <a:fillRect/>
+                    </a:stretch>
+                  </pic:blipFill>
+                  <pic:spPr>
+                    <a:xfrm>
+                      <a:off x="0" y="0"/>
+                      <a:ext cx="5728970" cy="2790825"/>
+                    </a:xfrm>
+                    <a:prstGeom prst="rect">
+                      <a:avLst/>
+                    </a:prstGeom>
+                  </pic:spPr>
+                </pic:pic>
+              </a:graphicData>
+            </a:graphic>
+            <wp14:sizeRelH relativeFrom="margin">
+              <wp14:pctWidth>0</wp14:pctWidth>
+            </wp14:sizeRelH>
+            <wp14:sizeRelV relativeFrom="margin">
+              <wp14:pctHeight>0</wp14:pctHeight>
+            </wp14:sizeRelV>
+          </wp:anchor>
+        </w:drawing>
+      </w:r>
+      <w:r>
+        <w:rPr>
           <w:b/>
           <w:noProof/>
           <w:sz w:val="24"/>
@@ -4017,7 +4687,7 @@
         <mc:AlternateContent>
           <mc:Choice Requires="wps">
             <w:drawing>
-              <wp:anchor distT="45720" distB="45720" distL="114300" distR="114300" simplePos="0" relativeHeight="251704320" behindDoc="0" locked="0" layoutInCell="1" allowOverlap="1">
+              <wp:anchor distT="45720" distB="45720" distL="114300" distR="114300" simplePos="0" relativeHeight="251704320" behindDoc="0" locked="0" layoutInCell="1" allowOverlap="1" wp14:anchorId="34710487" wp14:editId="6EC77459">
                 <wp:simplePos x="0" y="0"/>
                 <wp:positionH relativeFrom="margin">
                   <wp:align>center</wp:align>
@@ -4087,7 +4757,7 @@
           </mc:Choice>
           <mc:Fallback>
             <w:pict>
-              <v:shape id="_x0000_s1047" type="#_x0000_t202" style="position:absolute;left:0;text-align:left;margin-left:0;margin-top:423.75pt;width:307.5pt;height:24.7pt;z-index:251704320;visibility:visible;mso-wrap-style:square;mso-width-percent:0;mso-height-percent:200;mso-wrap-distance-left:9pt;mso-wrap-distance-top:3.6pt;mso-wrap-distance-right:9pt;mso-wrap-distance-bottom:3.6pt;mso-position-horizontal:center;mso-position-horizontal-relative:margin;mso-position-vertical:absolute;mso-position-vertical-relative:page;mso-width-percent:0;mso-height-percent:200;mso-width-relative:margin;mso-height-relative:margin;v-text-anchor:top" o:gfxdata="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">
+              <v:shape w14:anchorId="34710487" id="_x0000_s1047" type="#_x0000_t202" style="position:absolute;left:0;text-align:left;margin-left:0;margin-top:423.75pt;width:307.5pt;height:24.7pt;z-index:251704320;visibility:visible;mso-wrap-style:square;mso-width-percent:0;mso-height-percent:200;mso-wrap-distance-left:9pt;mso-wrap-distance-top:3.6pt;mso-wrap-distance-right:9pt;mso-wrap-distance-bottom:3.6pt;mso-position-horizontal:center;mso-position-horizontal-relative:margin;mso-position-vertical:absolute;mso-position-vertical-relative:page;mso-width-percent:0;mso-height-percent:200;mso-width-relative:margin;mso-height-relative:margin;v-text-anchor:top" o:gfxdata="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">
                 <v:textbox style="mso-fit-shape-to-text:t">
                   <w:txbxContent>
                     <w:p>
@@ -4115,7 +4785,7 @@
           <w:lang w:eastAsia="es-CO"/>
         </w:rPr>
         <w:drawing>
-          <wp:inline distT="0" distB="0" distL="0" distR="0">
+          <wp:inline distT="0" distB="0" distL="0" distR="0" wp14:anchorId="74C77B35" wp14:editId="23CE8A48">
             <wp:extent cx="3771900" cy="3326248"/>
             <wp:effectExtent l="0" t="0" r="0" b="7620"/>
             <wp:docPr id="46" name="Imagen 46"/>
@@ -4130,7 +4800,7 @@
                     <pic:cNvPicPr/>
                   </pic:nvPicPr>
                   <pic:blipFill>
-                    <a:blip r:embed="rId16">
+                    <a:blip r:embed="rId21">
                       <a:extLst>
                         <a:ext uri="{28A0092B-C50C-407E-A947-70E740481C1C}">
                           <a14:useLocalDpi xmlns:a14="http://schemas.microsoft.com/office/drawing/2010/main" val="0"/>
@@ -4180,11 +4850,20 @@
           <w:szCs w:val="24"/>
           <w:lang w:eastAsia="es-CO"/>
         </w:rPr>
+        <w:lastRenderedPageBreak/>
         <w:drawing>
-          <wp:inline distT="0" distB="0" distL="0" distR="0">
-            <wp:extent cx="5612130" cy="2734310"/>
-            <wp:effectExtent l="0" t="0" r="7620" b="8890"/>
-            <wp:docPr id="49" name="Imagen 49"/>
+          <wp:anchor distT="0" distB="0" distL="114300" distR="114300" simplePos="0" relativeHeight="251732992" behindDoc="0" locked="0" layoutInCell="1" allowOverlap="1">
+            <wp:simplePos x="0" y="0"/>
+            <wp:positionH relativeFrom="margin">
+              <wp:posOffset>-375285</wp:posOffset>
+            </wp:positionH>
+            <wp:positionV relativeFrom="paragraph">
+              <wp:posOffset>80010</wp:posOffset>
+            </wp:positionV>
+            <wp:extent cx="6214745" cy="2392045"/>
+            <wp:effectExtent l="0" t="0" r="0" b="8255"/>
+            <wp:wrapSquare wrapText="bothSides"/>
+            <wp:docPr id="54" name="Imagen 54"/>
             <wp:cNvGraphicFramePr>
               <a:graphicFrameLocks xmlns:a="http://schemas.openxmlformats.org/drawingml/2006/main" noChangeAspect="1"/>
             </wp:cNvGraphicFramePr>
@@ -4192,11 +4871,11 @@
               <a:graphicData uri="http://schemas.openxmlformats.org/drawingml/2006/picture">
                 <pic:pic xmlns:pic="http://schemas.openxmlformats.org/drawingml/2006/picture">
                   <pic:nvPicPr>
-                    <pic:cNvPr id="49" name="Captura de pantalla 2026-07-24 110729.png"/>
+                    <pic:cNvPr id="54" name="Captura de pantalla 2026-07-28 091748.png"/>
                     <pic:cNvPicPr/>
                   </pic:nvPicPr>
                   <pic:blipFill>
-                    <a:blip r:embed="rId26" cstate="print">
+                    <a:blip r:embed="rId34">
                       <a:extLst>
                         <a:ext uri="{28A0092B-C50C-407E-A947-70E740481C1C}">
                           <a14:useLocalDpi xmlns:a14="http://schemas.microsoft.com/office/drawing/2010/main" val="0"/>
@@ -4210,7 +4889,7 @@
                   <pic:spPr>
                     <a:xfrm>
                       <a:off x="0" y="0"/>
-                      <a:ext cx="5612130" cy="2734310"/>
+                      <a:ext cx="6214745" cy="2392045"/>
                     </a:xfrm>
                     <a:prstGeom prst="rect">
                       <a:avLst/>
@@ -4219,7 +4898,13 @@
                 </pic:pic>
               </a:graphicData>
             </a:graphic>
-          </wp:inline>
+            <wp14:sizeRelH relativeFrom="margin">
+              <wp14:pctWidth>0</wp14:pctWidth>
+            </wp14:sizeRelH>
+            <wp14:sizeRelV relativeFrom="margin">
+              <wp14:pctHeight>0</wp14:pctHeight>
+            </wp14:sizeRelV>
+          </wp:anchor>
         </w:drawing>
       </w:r>
     </w:p>
@@ -4230,6 +4915,69 @@
           <w:szCs w:val="24"/>
         </w:rPr>
       </w:pPr>
+      <w:r>
+        <w:rPr>
+          <w:noProof/>
+          <w:sz w:val="24"/>
+          <w:szCs w:val="24"/>
+          <w:lang w:eastAsia="es-CO"/>
+        </w:rPr>
+        <w:drawing>
+          <wp:anchor distT="0" distB="0" distL="114300" distR="114300" simplePos="0" relativeHeight="251731968" behindDoc="0" locked="0" layoutInCell="1" allowOverlap="1" wp14:anchorId="1D78ACC8" wp14:editId="39894282">
+            <wp:simplePos x="0" y="0"/>
+            <wp:positionH relativeFrom="margin">
+              <wp:posOffset>-405765</wp:posOffset>
+            </wp:positionH>
+            <wp:positionV relativeFrom="paragraph">
+              <wp:posOffset>1002665</wp:posOffset>
+            </wp:positionV>
+            <wp:extent cx="6499975" cy="2743200"/>
+            <wp:effectExtent l="0" t="0" r="0" b="0"/>
+            <wp:wrapSquare wrapText="bothSides"/>
+            <wp:docPr id="55" name="Imagen 55"/>
+            <wp:cNvGraphicFramePr>
+              <a:graphicFrameLocks xmlns:a="http://schemas.openxmlformats.org/drawingml/2006/main" noChangeAspect="1"/>
+            </wp:cNvGraphicFramePr>
+            <a:graphic xmlns:a="http://schemas.openxmlformats.org/drawingml/2006/main">
+              <a:graphicData uri="http://schemas.openxmlformats.org/drawingml/2006/picture">
+                <pic:pic xmlns:pic="http://schemas.openxmlformats.org/drawingml/2006/picture">
+                  <pic:nvPicPr>
+                    <pic:cNvPr id="55" name="Captura de pantalla 2026-07-28 091700.png"/>
+                    <pic:cNvPicPr/>
+                  </pic:nvPicPr>
+                  <pic:blipFill>
+                    <a:blip r:embed="rId35">
+                      <a:extLst>
+                        <a:ext uri="{28A0092B-C50C-407E-A947-70E740481C1C}">
+                          <a14:useLocalDpi xmlns:a14="http://schemas.microsoft.com/office/drawing/2010/main" val="0"/>
+                        </a:ext>
+                      </a:extLst>
+                    </a:blip>
+                    <a:stretch>
+                      <a:fillRect/>
+                    </a:stretch>
+                  </pic:blipFill>
+                  <pic:spPr>
+                    <a:xfrm>
+                      <a:off x="0" y="0"/>
+                      <a:ext cx="6499975" cy="2743200"/>
+                    </a:xfrm>
+                    <a:prstGeom prst="rect">
+                      <a:avLst/>
+                    </a:prstGeom>
+                  </pic:spPr>
+                </pic:pic>
+              </a:graphicData>
+            </a:graphic>
+            <wp14:sizeRelH relativeFrom="margin">
+              <wp14:pctWidth>0</wp14:pctWidth>
+            </wp14:sizeRelH>
+            <wp14:sizeRelV relativeFrom="margin">
+              <wp14:pctHeight>0</wp14:pctHeight>
+            </wp14:sizeRelV>
+          </wp:anchor>
+        </w:drawing>
+      </w:r>
       <w:r>
         <w:rPr>
           <w:sz w:val="24"/>
@@ -4393,8 +5141,8 @@
         </w:rPr>
         <w:drawing>
           <wp:inline distT="0" distB="0" distL="0" distR="0">
-            <wp:extent cx="5612130" cy="2909885"/>
-            <wp:effectExtent l="0" t="0" r="7620" b="5080"/>
+            <wp:extent cx="5600872" cy="2909885"/>
+            <wp:effectExtent l="0" t="0" r="0" b="5080"/>
             <wp:docPr id="9" name="Imagen 9"/>
             <wp:cNvGraphicFramePr>
               <a:graphicFrameLocks xmlns:a="http://schemas.openxmlformats.org/drawingml/2006/main" noChangeAspect="1"/>
@@ -4407,7 +5155,7 @@
                     <pic:cNvPicPr/>
                   </pic:nvPicPr>
                   <pic:blipFill>
-                    <a:blip r:embed="rId27" cstate="print">
+                    <a:blip r:embed="rId36" cstate="print">
                       <a:extLst>
                         <a:ext uri="{28A0092B-C50C-407E-A947-70E740481C1C}">
                           <a14:useLocalDpi xmlns:a14="http://schemas.microsoft.com/office/drawing/2010/main" val="0"/>
@@ -4421,7 +5169,7 @@
                   <pic:spPr>
                     <a:xfrm>
                       <a:off x="0" y="0"/>
-                      <a:ext cx="5612130" cy="2909885"/>
+                      <a:ext cx="5600872" cy="2909885"/>
                     </a:xfrm>
                     <a:prstGeom prst="rect">
                       <a:avLst/>
@@ -4829,7 +5577,7 @@
                     <pic:cNvPicPr/>
                   </pic:nvPicPr>
                   <pic:blipFill>
-                    <a:blip r:embed="rId28">
+                    <a:blip r:embed="rId37">
                       <a:extLst>
                         <a:ext uri="{28A0092B-C50C-407E-A947-70E740481C1C}">
                           <a14:useLocalDpi xmlns:a14="http://schemas.microsoft.com/office/drawing/2010/main" val="0"/>
@@ -5035,7 +5783,7 @@
                     <pic:cNvPicPr/>
                   </pic:nvPicPr>
                   <pic:blipFill>
-                    <a:blip r:embed="rId29" cstate="print">
+                    <a:blip r:embed="rId38" cstate="print">
                       <a:extLst>
                         <a:ext uri="{28A0092B-C50C-407E-A947-70E740481C1C}">
                           <a14:useLocalDpi xmlns:a14="http://schemas.microsoft.com/office/drawing/2010/main" val="0"/>
@@ -5107,7 +5855,7 @@
                     <pic:cNvPicPr/>
                   </pic:nvPicPr>
                   <pic:blipFill>
-                    <a:blip r:embed="rId30">
+                    <a:blip r:embed="rId39">
                       <a:extLst>
                         <a:ext uri="{28A0092B-C50C-407E-A947-70E740481C1C}">
                           <a14:useLocalDpi xmlns:a14="http://schemas.microsoft.com/office/drawing/2010/main" val="0"/>
@@ -5272,7 +6020,7 @@
                     <pic:cNvPicPr/>
                   </pic:nvPicPr>
                   <pic:blipFill>
-                    <a:blip r:embed="rId31" cstate="print">
+                    <a:blip r:embed="rId40" cstate="print">
                       <a:extLst>
                         <a:ext uri="{28A0092B-C50C-407E-A947-70E740481C1C}">
                           <a14:useLocalDpi xmlns:a14="http://schemas.microsoft.com/office/drawing/2010/main" val="0"/>
@@ -5362,7 +6110,7 @@
                     <pic:cNvPicPr/>
                   </pic:nvPicPr>
                   <pic:blipFill>
-                    <a:blip r:embed="rId32" cstate="print">
+                    <a:blip r:embed="rId41" cstate="print">
                       <a:extLst>
                         <a:ext uri="{28A0092B-C50C-407E-A947-70E740481C1C}">
                           <a14:useLocalDpi xmlns:a14="http://schemas.microsoft.com/office/drawing/2010/main" val="0"/>
@@ -5690,7 +6438,27 @@
           <w:szCs w:val="20"/>
           <w:shd w:val="clear" w:color="auto" w:fill="FFFFFF"/>
         </w:rPr>
-        <w:t xml:space="preserve"> ayudan a preparar medidas de prevención de riesgos más eficaces y comunicar a la comunidad sobre los riesgos</w:t>
+        <w:t xml:space="preserve"> ayudan a preparar medidas de prevención de </w:t>
+      </w:r>
+      <w:r>
+        <w:rPr>
+          <w:rFonts w:ascii="Arial" w:hAnsi="Arial" w:cs="Arial"/>
+          <w:color w:val="1F1F1F"/>
+          <w:sz w:val="20"/>
+          <w:szCs w:val="20"/>
+          <w:shd w:val="clear" w:color="auto" w:fill="FFFFFF"/>
+        </w:rPr>
+        <w:t>riesgos más eficaces y alertar</w:t>
+      </w:r>
+      <w:r>
+        <w:rPr>
+          <w:rFonts w:ascii="Arial" w:hAnsi="Arial" w:cs="Arial"/>
+          <w:color w:val="1F1F1F"/>
+          <w:sz w:val="20"/>
+          <w:szCs w:val="20"/>
+          <w:shd w:val="clear" w:color="auto" w:fill="FFFFFF"/>
+        </w:rPr>
+        <w:t xml:space="preserve"> a la comunidad sobre los riesgos</w:t>
       </w:r>
     </w:p>
     <w:p>
@@ -5872,11 +6640,7 @@
     <w:p>
       <w:pPr>
         <w:rPr>
-          <w:rFonts w:ascii="Arial" w:hAnsi="Arial" w:cs="Arial"/>
-          <w:color w:val="1F1F1F"/>
-          <w:sz w:val="20"/>
-          <w:szCs w:val="20"/>
-          <w:shd w:val="clear" w:color="auto" w:fill="FFFFFF"/>
+          <w:rStyle w:val="nfasis"/>
         </w:rPr>
       </w:pPr>
       <w:r>
@@ -5903,22 +6667,116 @@
     </w:p>
     <w:p>
       <w:pPr>
-        <w:rPr>
-          <w:sz w:val="24"/>
-          <w:szCs w:val="24"/>
-        </w:rPr>
-      </w:pPr>
-    </w:p>
-    <w:p>
-      <w:pPr>
-        <w:rPr>
-          <w:sz w:val="24"/>
-          <w:szCs w:val="24"/>
-        </w:rPr>
-      </w:pPr>
-      <w:bookmarkStart w:id="0" w:name="_GoBack"/>
-    </w:p>
-    <w:bookmarkEnd w:id="0"/>
+        <w:pStyle w:val="Descripcin"/>
+        <w:rPr>
+          <w:sz w:val="24"/>
+          <w:szCs w:val="24"/>
+        </w:rPr>
+      </w:pPr>
+    </w:p>
+    <w:p>
+      <w:pPr>
+        <w:jc w:val="center"/>
+        <w:rPr>
+          <w:b/>
+          <w:sz w:val="24"/>
+          <w:szCs w:val="24"/>
+        </w:rPr>
+      </w:pPr>
+      <w:r>
+        <w:rPr>
+          <w:b/>
+          <w:sz w:val="24"/>
+          <w:szCs w:val="24"/>
+        </w:rPr>
+        <w:lastRenderedPageBreak/>
+        <w:t>EVIDENCIA EN GITHUB</w:t>
+      </w:r>
+    </w:p>
+    <w:p>
+      <w:pPr>
+        <w:jc w:val="center"/>
+        <w:rPr>
+          <w:b/>
+          <w:sz w:val="24"/>
+          <w:szCs w:val="24"/>
+        </w:rPr>
+      </w:pPr>
+      <w:r>
+        <w:rPr>
+          <w:b/>
+          <w:noProof/>
+          <w:sz w:val="24"/>
+          <w:szCs w:val="24"/>
+          <w:lang w:eastAsia="es-CO"/>
+        </w:rPr>
+        <w:drawing>
+          <wp:inline distT="0" distB="0" distL="0" distR="0">
+            <wp:extent cx="5612130" cy="3155315"/>
+            <wp:effectExtent l="0" t="0" r="7620" b="6985"/>
+            <wp:docPr id="12" name="Imagen 12"/>
+            <wp:cNvGraphicFramePr>
+              <a:graphicFrameLocks xmlns:a="http://schemas.openxmlformats.org/drawingml/2006/main" noChangeAspect="1"/>
+            </wp:cNvGraphicFramePr>
+            <a:graphic xmlns:a="http://schemas.openxmlformats.org/drawingml/2006/main">
+              <a:graphicData uri="http://schemas.openxmlformats.org/drawingml/2006/picture">
+                <pic:pic xmlns:pic="http://schemas.openxmlformats.org/drawingml/2006/picture">
+                  <pic:nvPicPr>
+                    <pic:cNvPr id="12" name="Captura de pantalla 2026-07-28 080132.png"/>
+                    <pic:cNvPicPr/>
+                  </pic:nvPicPr>
+                  <pic:blipFill>
+                    <a:blip r:embed="rId42" cstate="print">
+                      <a:extLst>
+                        <a:ext uri="{28A0092B-C50C-407E-A947-70E740481C1C}">
+                          <a14:useLocalDpi xmlns:a14="http://schemas.microsoft.com/office/drawing/2010/main" val="0"/>
+                        </a:ext>
+                      </a:extLst>
+                    </a:blip>
+                    <a:stretch>
+                      <a:fillRect/>
+                    </a:stretch>
+                  </pic:blipFill>
+                  <pic:spPr>
+                    <a:xfrm>
+                      <a:off x="0" y="0"/>
+                      <a:ext cx="5612130" cy="3155315"/>
+                    </a:xfrm>
+                    <a:prstGeom prst="rect">
+                      <a:avLst/>
+                    </a:prstGeom>
+                  </pic:spPr>
+                </pic:pic>
+              </a:graphicData>
+            </a:graphic>
+          </wp:inline>
+        </w:drawing>
+      </w:r>
+    </w:p>
+    <w:p>
+      <w:pPr>
+        <w:rPr>
+          <w:sz w:val="24"/>
+          <w:szCs w:val="24"/>
+        </w:rPr>
+      </w:pPr>
+    </w:p>
+    <w:p>
+      <w:pPr>
+        <w:rPr>
+          <w:sz w:val="24"/>
+          <w:szCs w:val="24"/>
+        </w:rPr>
+      </w:pPr>
+    </w:p>
+    <w:p>
+      <w:pPr>
+        <w:rPr>
+          <w:sz w:val="24"/>
+          <w:szCs w:val="24"/>
+        </w:rPr>
+      </w:pPr>
+    </w:p>
     <w:p>
       <w:pPr>
         <w:rPr>
@@ -5992,7 +6850,7 @@
       </w:pPr>
     </w:p>
     <w:sectPr>
-      <w:headerReference w:type="default" r:id="rId33"/>
+      <w:headerReference w:type="default" r:id="rId43"/>
       <w:pgSz w:w="12240" w:h="15840"/>
       <w:pgMar w:top="1417" w:right="1701" w:bottom="1417" w:left="1701" w:header="708" w:footer="708" w:gutter="0"/>
       <w:pgNumType w:start="0"/>
@@ -6066,6 +6924,127 @@
     </w:pPr>
   </w:p>
 </w:hdr>
+</file>
+
+<file path=word/numbering.xml><?xml version="1.0" encoding="utf-8"?>
+<w:numbering xmlns:wpc="http://schemas.microsoft.com/office/word/2010/wordprocessingCanvas" xmlns:cx="http://schemas.microsoft.com/office/drawing/2014/chartex" xmlns:mc="http://schemas.openxmlformats.org/markup-compatibility/2006" xmlns:o="urn:schemas-microsoft-com:office:office" xmlns:r="http://schemas.openxmlformats.org/officeDocument/2006/relationships" xmlns:m="http://schemas.openxmlformats.org/officeDocument/2006/math" xmlns:v="urn:schemas-microsoft-com:vml" xmlns:wp14="http://schemas.microsoft.com/office/word/2010/wordprocessingDrawing" xmlns:wp="http://schemas.openxmlformats.org/drawingml/2006/wordprocessingDrawing" xmlns:w10="urn:schemas-microsoft-com:office:word" xmlns:w="http://schemas.openxmlformats.org/wordprocessingml/2006/main" xmlns:w14="http://schemas.microsoft.com/office/word/2010/wordml" xmlns:w15="http://schemas.microsoft.com/office/word/2012/wordml" xmlns:w16se="http://schemas.microsoft.com/office/word/2015/wordml/symex" xmlns:wpg="http://schemas.microsoft.com/office/word/2010/wordprocessingGroup" xmlns:wpi="http://schemas.microsoft.com/office/word/2010/wordprocessingInk" xmlns:wne="http://schemas.microsoft.com/office/word/2006/wordml" xmlns:wps="http://schemas.microsoft.com/office/word/2010/wordprocessingShape" mc:Ignorable="w14 w15 w16se wp14">
+  <w:abstractNum w:abstractNumId="0" w15:restartNumberingAfterBreak="0">
+    <w:nsid w:val="05CA52EA"/>
+    <w:multiLevelType w:val="hybridMultilevel"/>
+    <w:tmpl w:val="2A02DEE2"/>
+    <w:lvl w:ilvl="0" w:tplc="240A0001">
+      <w:start w:val="1"/>
+      <w:numFmt w:val="bullet"/>
+      <w:lvlText w:val=""/>
+      <w:lvlJc w:val="left"/>
+      <w:pPr>
+        <w:ind w:left="720" w:hanging="360"/>
+      </w:pPr>
+      <w:rPr>
+        <w:rFonts w:ascii="Symbol" w:hAnsi="Symbol" w:hint="default"/>
+      </w:rPr>
+    </w:lvl>
+    <w:lvl w:ilvl="1" w:tplc="240A0003" w:tentative="1">
+      <w:start w:val="1"/>
+      <w:numFmt w:val="bullet"/>
+      <w:lvlText w:val="o"/>
+      <w:lvlJc w:val="left"/>
+      <w:pPr>
+        <w:ind w:left="1440" w:hanging="360"/>
+      </w:pPr>
+      <w:rPr>
+        <w:rFonts w:ascii="Courier New" w:hAnsi="Courier New" w:cs="Courier New" w:hint="default"/>
+      </w:rPr>
+    </w:lvl>
+    <w:lvl w:ilvl="2" w:tplc="240A0005" w:tentative="1">
+      <w:start w:val="1"/>
+      <w:numFmt w:val="bullet"/>
+      <w:lvlText w:val=""/>
+      <w:lvlJc w:val="left"/>
+      <w:pPr>
+        <w:ind w:left="2160" w:hanging="360"/>
+      </w:pPr>
+      <w:rPr>
+        <w:rFonts w:ascii="Wingdings" w:hAnsi="Wingdings" w:hint="default"/>
+      </w:rPr>
+    </w:lvl>
+    <w:lvl w:ilvl="3" w:tplc="240A0001" w:tentative="1">
+      <w:start w:val="1"/>
+      <w:numFmt w:val="bullet"/>
+      <w:lvlText w:val=""/>
+      <w:lvlJc w:val="left"/>
+      <w:pPr>
+        <w:ind w:left="2880" w:hanging="360"/>
+      </w:pPr>
+      <w:rPr>
+        <w:rFonts w:ascii="Symbol" w:hAnsi="Symbol" w:hint="default"/>
+      </w:rPr>
+    </w:lvl>
+    <w:lvl w:ilvl="4" w:tplc="240A0003" w:tentative="1">
+      <w:start w:val="1"/>
+      <w:numFmt w:val="bullet"/>
+      <w:lvlText w:val="o"/>
+      <w:lvlJc w:val="left"/>
+      <w:pPr>
+        <w:ind w:left="3600" w:hanging="360"/>
+      </w:pPr>
+      <w:rPr>
+        <w:rFonts w:ascii="Courier New" w:hAnsi="Courier New" w:cs="Courier New" w:hint="default"/>
+      </w:rPr>
+    </w:lvl>
+    <w:lvl w:ilvl="5" w:tplc="240A0005" w:tentative="1">
+      <w:start w:val="1"/>
+      <w:numFmt w:val="bullet"/>
+      <w:lvlText w:val=""/>
+      <w:lvlJc w:val="left"/>
+      <w:pPr>
+        <w:ind w:left="4320" w:hanging="360"/>
+      </w:pPr>
+      <w:rPr>
+        <w:rFonts w:ascii="Wingdings" w:hAnsi="Wingdings" w:hint="default"/>
+      </w:rPr>
+    </w:lvl>
+    <w:lvl w:ilvl="6" w:tplc="240A0001" w:tentative="1">
+      <w:start w:val="1"/>
+      <w:numFmt w:val="bullet"/>
+      <w:lvlText w:val=""/>
+      <w:lvlJc w:val="left"/>
+      <w:pPr>
+        <w:ind w:left="5040" w:hanging="360"/>
+      </w:pPr>
+      <w:rPr>
+        <w:rFonts w:ascii="Symbol" w:hAnsi="Symbol" w:hint="default"/>
+      </w:rPr>
+    </w:lvl>
+    <w:lvl w:ilvl="7" w:tplc="240A0003" w:tentative="1">
+      <w:start w:val="1"/>
+      <w:numFmt w:val="bullet"/>
+      <w:lvlText w:val="o"/>
+      <w:lvlJc w:val="left"/>
+      <w:pPr>
+        <w:ind w:left="5760" w:hanging="360"/>
+      </w:pPr>
+      <w:rPr>
+        <w:rFonts w:ascii="Courier New" w:hAnsi="Courier New" w:cs="Courier New" w:hint="default"/>
+      </w:rPr>
+    </w:lvl>
+    <w:lvl w:ilvl="8" w:tplc="240A0005" w:tentative="1">
+      <w:start w:val="1"/>
+      <w:numFmt w:val="bullet"/>
+      <w:lvlText w:val=""/>
+      <w:lvlJc w:val="left"/>
+      <w:pPr>
+        <w:ind w:left="6480" w:hanging="360"/>
+      </w:pPr>
+      <w:rPr>
+        <w:rFonts w:ascii="Wingdings" w:hAnsi="Wingdings" w:hint="default"/>
+      </w:rPr>
+    </w:lvl>
+  </w:abstractNum>
+  <w:num w:numId="1">
+    <w:abstractNumId w:val="0"/>
+  </w:num>
+</w:numbering>
 </file>
 
 <file path=word/styles.xml><?xml version="1.0" encoding="utf-8"?>
@@ -7236,6 +8215,17 @@
     <w:uiPriority w:val="1"/>
     <w:rsid w:val="00D83C51"/>
   </w:style>
+  <w:style w:type="paragraph" w:styleId="Prrafodelista">
+    <w:name w:val="List Paragraph"/>
+    <w:basedOn w:val="Normal"/>
+    <w:uiPriority w:val="34"/>
+    <w:qFormat/>
+    <w:rsid w:val="009C619E"/>
+    <w:pPr>
+      <w:ind w:left="720"/>
+      <w:contextualSpacing/>
+    </w:pPr>
+  </w:style>
 </w:styles>
 </file>
 
@@ -7524,7 +8514,7 @@
 </file>
 
 <file path=customXml/itemProps2.xml><?xml version="1.0" encoding="utf-8"?>
-<ds:datastoreItem xmlns:ds="http://schemas.openxmlformats.org/officeDocument/2006/customXml" ds:itemID="{B6ED60C3-5D72-4AF1-B24A-B2BBE5AE9D00}">
+<ds:datastoreItem xmlns:ds="http://schemas.openxmlformats.org/officeDocument/2006/customXml" ds:itemID="{C237A15D-C57F-4C45-A391-49EEE722420C}">
   <ds:schemaRefs>
     <ds:schemaRef ds:uri="http://schemas.openxmlformats.org/officeDocument/2006/bibliography"/>
   </ds:schemaRefs>

--- a/Documentación de la actividad.docx
+++ b/Documentación de la actividad.docx
@@ -1482,8 +1482,6 @@
         </w:rPr>
         <w:t xml:space="preserve"> La competencia entre discográficas principales es más balanceada, liderada por Columbia (13 canciones), Atlantic Records (12 canciones), Olivia Rodrigo PS (11 canciones) y Warner Records (11 canciones).</w:t>
       </w:r>
-      <w:bookmarkStart w:id="0" w:name="_GoBack"/>
-      <w:bookmarkEnd w:id="0"/>
     </w:p>
     <w:p>
       <w:pPr>
@@ -6078,6 +6076,8 @@
           <w:szCs w:val="24"/>
         </w:rPr>
       </w:pPr>
+      <w:bookmarkStart w:id="0" w:name="_GoBack"/>
+      <w:bookmarkEnd w:id="0"/>
       <w:r>
         <w:rPr>
           <w:noProof/>
@@ -6090,13 +6090,13 @@
           <wp:anchor distT="0" distB="0" distL="114300" distR="114300" simplePos="0" relativeHeight="251725824" behindDoc="0" locked="0" layoutInCell="1" allowOverlap="1">
             <wp:simplePos x="0" y="0"/>
             <wp:positionH relativeFrom="margin">
-              <wp:align>center</wp:align>
+              <wp:posOffset>-489585</wp:posOffset>
             </wp:positionH>
             <wp:positionV relativeFrom="page">
-              <wp:posOffset>1638300</wp:posOffset>
+              <wp:posOffset>1642110</wp:posOffset>
             </wp:positionV>
-            <wp:extent cx="6586855" cy="3538855"/>
-            <wp:effectExtent l="0" t="0" r="4445" b="4445"/>
+            <wp:extent cx="6586855" cy="3538220"/>
+            <wp:effectExtent l="0" t="0" r="4445" b="5080"/>
             <wp:wrapSquare wrapText="bothSides"/>
             <wp:docPr id="38" name="Imagen 38"/>
             <wp:cNvGraphicFramePr>
@@ -6124,7 +6124,7 @@
                   <pic:spPr>
                     <a:xfrm>
                       <a:off x="0" y="0"/>
-                      <a:ext cx="6586855" cy="3538855"/>
+                      <a:ext cx="6586855" cy="3538220"/>
                     </a:xfrm>
                     <a:prstGeom prst="rect">
                       <a:avLst/>
@@ -6304,7 +6304,7 @@
           <w:szCs w:val="20"/>
           <w:shd w:val="clear" w:color="auto" w:fill="FFFFFF"/>
         </w:rPr>
-        <w:t>Cerro cazadores</w:t>
+        <w:t>COLMAC</w:t>
       </w:r>
       <w:r>
         <w:rPr>
@@ -6760,22 +6760,16 @@
           <w:szCs w:val="24"/>
         </w:rPr>
       </w:pPr>
-    </w:p>
-    <w:p>
-      <w:pPr>
-        <w:rPr>
-          <w:sz w:val="24"/>
-          <w:szCs w:val="24"/>
-        </w:rPr>
-      </w:pPr>
-    </w:p>
-    <w:p>
-      <w:pPr>
-        <w:rPr>
-          <w:sz w:val="24"/>
-          <w:szCs w:val="24"/>
-        </w:rPr>
-      </w:pPr>
+      <w:hyperlink r:id="rId43" w:history="1">
+        <w:r>
+          <w:rPr>
+            <w:rStyle w:val="Hipervnculo"/>
+            <w:sz w:val="24"/>
+            <w:szCs w:val="24"/>
+          </w:rPr>
+          <w:t>https://github.com/emanuelaguna989-cell/TPAD_7.git</w:t>
+        </w:r>
+      </w:hyperlink>
     </w:p>
     <w:p>
       <w:pPr>
@@ -6850,7 +6844,7 @@
       </w:pPr>
     </w:p>
     <w:sectPr>
-      <w:headerReference w:type="default" r:id="rId43"/>
+      <w:headerReference w:type="default" r:id="rId44"/>
       <w:pgSz w:w="12240" w:h="15840"/>
       <w:pgMar w:top="1417" w:right="1701" w:bottom="1417" w:left="1701" w:header="708" w:footer="708" w:gutter="0"/>
       <w:pgNumType w:start="0"/>
@@ -8226,6 +8220,17 @@
       <w:contextualSpacing/>
     </w:pPr>
   </w:style>
+  <w:style w:type="character" w:styleId="Hipervnculo">
+    <w:name w:val="Hyperlink"/>
+    <w:basedOn w:val="Fuentedeprrafopredeter"/>
+    <w:uiPriority w:val="99"/>
+    <w:unhideWhenUsed/>
+    <w:rsid w:val="001913F4"/>
+    <w:rPr>
+      <w:color w:val="0563C1" w:themeColor="hyperlink"/>
+      <w:u w:val="single"/>
+    </w:rPr>
+  </w:style>
 </w:styles>
 </file>
 
@@ -8514,7 +8519,7 @@
 </file>
 
 <file path=customXml/itemProps2.xml><?xml version="1.0" encoding="utf-8"?>
-<ds:datastoreItem xmlns:ds="http://schemas.openxmlformats.org/officeDocument/2006/customXml" ds:itemID="{C237A15D-C57F-4C45-A391-49EEE722420C}">
+<ds:datastoreItem xmlns:ds="http://schemas.openxmlformats.org/officeDocument/2006/customXml" ds:itemID="{1D3B225D-8BB8-4278-8D7F-FAAD5D159EAF}">
   <ds:schemaRefs>
     <ds:schemaRef ds:uri="http://schemas.openxmlformats.org/officeDocument/2006/bibliography"/>
   </ds:schemaRefs>
